--- a/lessons/3-7/homework.docx
+++ b/lessons/3-7/homework.docx
@@ -106,7 +106,55 @@
     </w:p>
     <w:p>
       <w:pPr>
-        <w:spacing w:after="60"/>
+        <w:keepNext/>
+        <w:spacing w:after="20" w:before="80"/>
+        <w:jc w:val="center"/>
+      </w:pPr>
+      <w:r>
+        <w:drawing>
+          <wp:inline distT="0" distB="0" distL="0" distR="0">
+            <wp:extent cx="1047750" cy="790575"/>
+            <wp:effectExtent t="0" r="0" b="0" l="0"/>
+            <wp:docPr id="1" name="" descr="" title=""/>
+            <wp:cNvGraphicFramePr>
+              <a:graphicFrameLocks xmlns:a="http://schemas.openxmlformats.org/drawingml/2006/main" noChangeAspect="1"/>
+            </wp:cNvGraphicFramePr>
+            <a:graphic xmlns:a="http://schemas.openxmlformats.org/drawingml/2006/main">
+              <a:graphicData uri="http://schemas.openxmlformats.org/drawingml/2006/picture">
+                <pic:pic xmlns:pic="http://schemas.openxmlformats.org/drawingml/2006/picture">
+                  <pic:nvPicPr>
+                    <pic:cNvPr id="0" name="" descr=""/>
+                    <pic:cNvPicPr>
+                      <a:picLocks noChangeAspect="1" noChangeArrowheads="1"/>
+                    </pic:cNvPicPr>
+                  </pic:nvPicPr>
+                  <pic:blipFill>
+                    <a:blip r:embed="rId7" cstate="none"/>
+                    <a:srcRect/>
+                    <a:stretch>
+                      <a:fillRect/>
+                    </a:stretch>
+                  </pic:blipFill>
+                  <pic:spPr bwMode="auto">
+                    <a:xfrm>
+                      <a:off x="0" y="0"/>
+                      <a:ext cx="1047750" cy="790575"/>
+                    </a:xfrm>
+                    <a:prstGeom prst="rect">
+                      <a:avLst/>
+                    </a:prstGeom>
+                  </pic:spPr>
+                </pic:pic>
+              </a:graphicData>
+            </a:graphic>
+          </wp:inline>
+        </w:drawing>
+      </w:r>
+    </w:p>
+    <w:p>
+      <w:pPr>
+        <w:keepNext/>
+        <w:spacing w:after="120"/>
       </w:pPr>
       <w:r>
         <w:rPr>
@@ -116,12 +164,60 @@
         <w:t xml:space="preserve">Rate (Tasa)</w:t>
       </w:r>
       <w:r>
-        <w:t xml:space="preserve"> — A ratio that compares two quantities with different units</w:t>
-      </w:r>
-    </w:p>
-    <w:p>
-      <w:pPr>
-        <w:spacing w:after="60"/>
+        <w:t xml:space="preserve"> — A ratio comparing two amounts with different units, like miles per hour.</w:t>
+      </w:r>
+    </w:p>
+    <w:p>
+      <w:pPr>
+        <w:keepNext/>
+        <w:spacing w:after="20" w:before="80"/>
+        <w:jc w:val="center"/>
+      </w:pPr>
+      <w:r>
+        <w:drawing>
+          <wp:inline distT="0" distB="0" distL="0" distR="0">
+            <wp:extent cx="1047750" cy="790575"/>
+            <wp:effectExtent t="0" r="0" b="0" l="0"/>
+            <wp:docPr id="1" name="" descr="" title=""/>
+            <wp:cNvGraphicFramePr>
+              <a:graphicFrameLocks xmlns:a="http://schemas.openxmlformats.org/drawingml/2006/main" noChangeAspect="1"/>
+            </wp:cNvGraphicFramePr>
+            <a:graphic xmlns:a="http://schemas.openxmlformats.org/drawingml/2006/main">
+              <a:graphicData uri="http://schemas.openxmlformats.org/drawingml/2006/picture">
+                <pic:pic xmlns:pic="http://schemas.openxmlformats.org/drawingml/2006/picture">
+                  <pic:nvPicPr>
+                    <pic:cNvPr id="0" name="" descr=""/>
+                    <pic:cNvPicPr>
+                      <a:picLocks noChangeAspect="1" noChangeArrowheads="1"/>
+                    </pic:cNvPicPr>
+                  </pic:nvPicPr>
+                  <pic:blipFill>
+                    <a:blip r:embed="rId7" cstate="none"/>
+                    <a:srcRect/>
+                    <a:stretch>
+                      <a:fillRect/>
+                    </a:stretch>
+                  </pic:blipFill>
+                  <pic:spPr bwMode="auto">
+                    <a:xfrm>
+                      <a:off x="0" y="0"/>
+                      <a:ext cx="1047750" cy="790575"/>
+                    </a:xfrm>
+                    <a:prstGeom prst="rect">
+                      <a:avLst/>
+                    </a:prstGeom>
+                  </pic:spPr>
+                </pic:pic>
+              </a:graphicData>
+            </a:graphic>
+          </wp:inline>
+        </w:drawing>
+      </w:r>
+    </w:p>
+    <w:p>
+      <w:pPr>
+        <w:keepNext/>
+        <w:spacing w:after="120"/>
       </w:pPr>
       <w:r>
         <w:rPr>
@@ -131,12 +227,60 @@
         <w:t xml:space="preserve">Unit rate (Tasa unitaria)</w:t>
       </w:r>
       <w:r>
-        <w:t xml:space="preserve"> — A rate where the second quantity is exactly 1 unit</w:t>
-      </w:r>
-    </w:p>
-    <w:p>
-      <w:pPr>
-        <w:spacing w:after="60"/>
+        <w:t xml:space="preserve"> — A rate for just 1 of something, like cost for 1 item.</w:t>
+      </w:r>
+    </w:p>
+    <w:p>
+      <w:pPr>
+        <w:keepNext/>
+        <w:spacing w:after="20" w:before="80"/>
+        <w:jc w:val="center"/>
+      </w:pPr>
+      <w:r>
+        <w:drawing>
+          <wp:inline distT="0" distB="0" distL="0" distR="0">
+            <wp:extent cx="1047750" cy="790575"/>
+            <wp:effectExtent t="0" r="0" b="0" l="0"/>
+            <wp:docPr id="1" name="" descr="" title=""/>
+            <wp:cNvGraphicFramePr>
+              <a:graphicFrameLocks xmlns:a="http://schemas.openxmlformats.org/drawingml/2006/main" noChangeAspect="1"/>
+            </wp:cNvGraphicFramePr>
+            <a:graphic xmlns:a="http://schemas.openxmlformats.org/drawingml/2006/main">
+              <a:graphicData uri="http://schemas.openxmlformats.org/drawingml/2006/picture">
+                <pic:pic xmlns:pic="http://schemas.openxmlformats.org/drawingml/2006/picture">
+                  <pic:nvPicPr>
+                    <pic:cNvPr id="0" name="" descr=""/>
+                    <pic:cNvPicPr>
+                      <a:picLocks noChangeAspect="1" noChangeArrowheads="1"/>
+                    </pic:cNvPicPr>
+                  </pic:nvPicPr>
+                  <pic:blipFill>
+                    <a:blip r:embed="rId7" cstate="none"/>
+                    <a:srcRect/>
+                    <a:stretch>
+                      <a:fillRect/>
+                    </a:stretch>
+                  </pic:blipFill>
+                  <pic:spPr bwMode="auto">
+                    <a:xfrm>
+                      <a:off x="0" y="0"/>
+                      <a:ext cx="1047750" cy="790575"/>
+                    </a:xfrm>
+                    <a:prstGeom prst="rect">
+                      <a:avLst/>
+                    </a:prstGeom>
+                  </pic:spPr>
+                </pic:pic>
+              </a:graphicData>
+            </a:graphic>
+          </wp:inline>
+        </w:drawing>
+      </w:r>
+    </w:p>
+    <w:p>
+      <w:pPr>
+        <w:keepNext/>
+        <w:spacing w:after="120"/>
       </w:pPr>
       <w:r>
         <w:rPr>
@@ -146,12 +290,60 @@
         <w:t xml:space="preserve">Per (Por)</w:t>
       </w:r>
       <w:r>
-        <w:t xml:space="preserve"> — For each or for every one; used to describe unit rates</w:t>
-      </w:r>
-    </w:p>
-    <w:p>
-      <w:pPr>
-        <w:spacing w:after="60"/>
+        <w:t xml:space="preserve"> — For each one. Example: 5 dollars per book.</w:t>
+      </w:r>
+    </w:p>
+    <w:p>
+      <w:pPr>
+        <w:keepNext/>
+        <w:spacing w:after="20" w:before="80"/>
+        <w:jc w:val="center"/>
+      </w:pPr>
+      <w:r>
+        <w:drawing>
+          <wp:inline distT="0" distB="0" distL="0" distR="0">
+            <wp:extent cx="1047750" cy="790575"/>
+            <wp:effectExtent t="0" r="0" b="0" l="0"/>
+            <wp:docPr id="1" name="" descr="" title=""/>
+            <wp:cNvGraphicFramePr>
+              <a:graphicFrameLocks xmlns:a="http://schemas.openxmlformats.org/drawingml/2006/main" noChangeAspect="1"/>
+            </wp:cNvGraphicFramePr>
+            <a:graphic xmlns:a="http://schemas.openxmlformats.org/drawingml/2006/main">
+              <a:graphicData uri="http://schemas.openxmlformats.org/drawingml/2006/picture">
+                <pic:pic xmlns:pic="http://schemas.openxmlformats.org/drawingml/2006/picture">
+                  <pic:nvPicPr>
+                    <pic:cNvPr id="0" name="" descr=""/>
+                    <pic:cNvPicPr>
+                      <a:picLocks noChangeAspect="1" noChangeArrowheads="1"/>
+                    </pic:cNvPicPr>
+                  </pic:nvPicPr>
+                  <pic:blipFill>
+                    <a:blip r:embed="rId8" cstate="none"/>
+                    <a:srcRect/>
+                    <a:stretch>
+                      <a:fillRect/>
+                    </a:stretch>
+                  </pic:blipFill>
+                  <pic:spPr bwMode="auto">
+                    <a:xfrm>
+                      <a:off x="0" y="0"/>
+                      <a:ext cx="1047750" cy="790575"/>
+                    </a:xfrm>
+                    <a:prstGeom prst="rect">
+                      <a:avLst/>
+                    </a:prstGeom>
+                  </pic:spPr>
+                </pic:pic>
+              </a:graphicData>
+            </a:graphic>
+          </wp:inline>
+        </w:drawing>
+      </w:r>
+    </w:p>
+    <w:p>
+      <w:pPr>
+        <w:keepNext/>
+        <w:spacing w:after="120"/>
       </w:pPr>
       <w:r>
         <w:rPr>
@@ -161,12 +353,60 @@
         <w:t xml:space="preserve">Problem solving (Resolución de problemas)</w:t>
       </w:r>
       <w:r>
-        <w:t xml:space="preserve"> — Using strategies like ratio tables, unit rates, or proportions to find unknown quantities</w:t>
-      </w:r>
-    </w:p>
-    <w:p>
-      <w:pPr>
-        <w:spacing w:after="60"/>
+        <w:t xml:space="preserve"> — Using ratios and rates to find a missing amount.</w:t>
+      </w:r>
+    </w:p>
+    <w:p>
+      <w:pPr>
+        <w:keepNext/>
+        <w:spacing w:after="20" w:before="80"/>
+        <w:jc w:val="center"/>
+      </w:pPr>
+      <w:r>
+        <w:drawing>
+          <wp:inline distT="0" distB="0" distL="0" distR="0">
+            <wp:extent cx="1047750" cy="790575"/>
+            <wp:effectExtent t="0" r="0" b="0" l="0"/>
+            <wp:docPr id="1" name="" descr="" title=""/>
+            <wp:cNvGraphicFramePr>
+              <a:graphicFrameLocks xmlns:a="http://schemas.openxmlformats.org/drawingml/2006/main" noChangeAspect="1"/>
+            </wp:cNvGraphicFramePr>
+            <a:graphic xmlns:a="http://schemas.openxmlformats.org/drawingml/2006/main">
+              <a:graphicData uri="http://schemas.openxmlformats.org/drawingml/2006/picture">
+                <pic:pic xmlns:pic="http://schemas.openxmlformats.org/drawingml/2006/picture">
+                  <pic:nvPicPr>
+                    <pic:cNvPr id="0" name="" descr=""/>
+                    <pic:cNvPicPr>
+                      <a:picLocks noChangeAspect="1" noChangeArrowheads="1"/>
+                    </pic:cNvPicPr>
+                  </pic:nvPicPr>
+                  <pic:blipFill>
+                    <a:blip r:embed="rId9" cstate="none"/>
+                    <a:srcRect/>
+                    <a:stretch>
+                      <a:fillRect/>
+                    </a:stretch>
+                  </pic:blipFill>
+                  <pic:spPr bwMode="auto">
+                    <a:xfrm>
+                      <a:off x="0" y="0"/>
+                      <a:ext cx="1047750" cy="790575"/>
+                    </a:xfrm>
+                    <a:prstGeom prst="rect">
+                      <a:avLst/>
+                    </a:prstGeom>
+                  </pic:spPr>
+                </pic:pic>
+              </a:graphicData>
+            </a:graphic>
+          </wp:inline>
+        </w:drawing>
+      </w:r>
+    </w:p>
+    <w:p>
+      <w:pPr>
+        <w:keepNext/>
+        <w:spacing w:after="120"/>
       </w:pPr>
       <w:r>
         <w:rPr>
@@ -176,7 +416,7 @@
         <w:t xml:space="preserve">Proportion (Proporción)</w:t>
       </w:r>
       <w:r>
-        <w:t xml:space="preserve"> — An equation that states two ratios are equivalent; used to solve for unknown quantities</w:t>
+        <w:t xml:space="preserve"> — A math sentence saying two ratios are equal. It helps find a missing number.</w:t>
       </w:r>
     </w:p>
     <w:p>

--- a/lessons/3-7/homework.docx
+++ b/lessons/3-7/homework.docx
@@ -24,7 +24,7 @@
           <w:i/>
           <w:iCs/>
         </w:rPr>
-        <w:t xml:space="preserve">Lesson 3-7  •  Standard 6.RP.3</w:t>
+        <w:t xml:space="preserve">Lesson 3-7  •  Standard 6.AT.3</w:t>
       </w:r>
     </w:p>
     <w:p>
@@ -878,39 +878,43 @@
           <w:b/>
           <w:bCs/>
         </w:rPr>
-        <w:t xml:space="preserve">6. A store sells 3 shirts for $36. How much would 5 shirts cost at the same rate?</w:t>
-      </w:r>
-    </w:p>
-    <w:p>
-      <w:pPr>
-        <w:spacing w:after="40" w:before="0"/>
-      </w:pPr>
-      <w:r>
-        <w:t xml:space="preserve">     A. $60</w:t>
-      </w:r>
-    </w:p>
-    <w:p>
-      <w:pPr>
-        <w:spacing w:after="40" w:before="0"/>
-      </w:pPr>
-      <w:r>
-        <w:t xml:space="preserve">     B. $48</w:t>
-      </w:r>
-    </w:p>
-    <w:p>
-      <w:pPr>
-        <w:spacing w:after="40" w:before="0"/>
-      </w:pPr>
-      <w:r>
-        <w:t xml:space="preserve">     C. $72</w:t>
-      </w:r>
-    </w:p>
-    <w:p>
-      <w:pPr>
-        <w:spacing w:after="40" w:before="0"/>
-      </w:pPr>
-      <w:r>
-        <w:t xml:space="preserve">     D. $54</w:t>
+        <w:t xml:space="preserve">6. onLevel — Spot the Common Mistake</w:t>
+      </w:r>
+    </w:p>
+    <w:p>
+      <w:pPr>
+        <w:spacing w:after="40" w:before="0"/>
+      </w:pPr>
+      <w:r>
+        <w:t xml:space="preserve">   Step 1 (Read): A student is working on Ratio and Rate Problem Solving.</w:t>
+      </w:r>
+    </w:p>
+    <w:p>
+      <w:pPr>
+        <w:spacing w:after="40" w:before="0"/>
+      </w:pPr>
+      <w:r>
+        <w:t xml:space="preserve">   Step 2 (Attempt): They ignored the rule: Find the unit rate by dividing, then multiply it to find the amount you need.</w:t>
+      </w:r>
+    </w:p>
+    <w:p>
+      <w:pPr>
+        <w:spacing w:after="40" w:before="0"/>
+      </w:pPr>
+      <w:r>
+        <w:t xml:space="preserve">   Step 3 (Check): The answer does not match the math rule from class.</w:t>
+      </w:r>
+    </w:p>
+    <w:p>
+      <w:pPr>
+        <w:spacing w:after="60" w:before="0"/>
+      </w:pPr>
+      <w:r>
+        <w:rPr>
+          <w:i/>
+          <w:iCs/>
+        </w:rPr>
+        <w:t xml:space="preserve">Which step has the mistake? Explain and fix it:</w:t>
       </w:r>
     </w:p>
     <w:p>
@@ -926,6 +930,28 @@
     </w:p>
     <w:p>
       <w:pPr>
+        <w:spacing w:after="60" w:before="120"/>
+      </w:pPr>
+      <w:r>
+        <w:rPr>
+          <w:color w:val="BBBBBB"/>
+        </w:rPr>
+        <w:t xml:space="preserve">______________________________________________________________________</w:t>
+      </w:r>
+    </w:p>
+    <w:p>
+      <w:pPr>
+        <w:spacing w:after="60" w:before="120"/>
+      </w:pPr>
+      <w:r>
+        <w:rPr>
+          <w:color w:val="BBBBBB"/>
+        </w:rPr>
+        <w:t xml:space="preserve">______________________________________________________________________</w:t>
+      </w:r>
+    </w:p>
+    <w:p>
+      <w:pPr>
         <w:spacing w:after="80" w:before="0"/>
       </w:pPr>
       <w:r>
@@ -933,39 +959,39 @@
           <w:b/>
           <w:bCs/>
         </w:rPr>
-        <w:t xml:space="preserve">7. A recipe for 4 people uses 6 eggs. How many eggs for 10 people?</w:t>
-      </w:r>
-    </w:p>
-    <w:p>
-      <w:pPr>
-        <w:spacing w:after="40" w:before="0"/>
-      </w:pPr>
-      <w:r>
-        <w:t xml:space="preserve">     A. 15</w:t>
-      </w:r>
-    </w:p>
-    <w:p>
-      <w:pPr>
-        <w:spacing w:after="40" w:before="0"/>
-      </w:pPr>
-      <w:r>
-        <w:t xml:space="preserve">     B. 12</w:t>
-      </w:r>
-    </w:p>
-    <w:p>
-      <w:pPr>
-        <w:spacing w:after="40" w:before="0"/>
-      </w:pPr>
-      <w:r>
-        <w:t xml:space="preserve">     C. 18</w:t>
-      </w:r>
-    </w:p>
-    <w:p>
-      <w:pPr>
-        <w:spacing w:after="40" w:before="0"/>
-      </w:pPr>
-      <w:r>
-        <w:t xml:space="preserve">     D. 20</w:t>
+        <w:t xml:space="preserve">7. In the kitchen, 3 pizzas feed exactly 12 people. At the same rate, how many pizzas are needed to feed 20 people?</w:t>
+      </w:r>
+    </w:p>
+    <w:p>
+      <w:pPr>
+        <w:spacing w:after="40" w:before="0"/>
+      </w:pPr>
+      <w:r>
+        <w:t xml:space="preserve">     A. 5 pizzas</w:t>
+      </w:r>
+    </w:p>
+    <w:p>
+      <w:pPr>
+        <w:spacing w:after="40" w:before="0"/>
+      </w:pPr>
+      <w:r>
+        <w:t xml:space="preserve">     B. 4 pizzas</w:t>
+      </w:r>
+    </w:p>
+    <w:p>
+      <w:pPr>
+        <w:spacing w:after="40" w:before="0"/>
+      </w:pPr>
+      <w:r>
+        <w:t xml:space="preserve">     C. 6 pizzas</w:t>
+      </w:r>
+    </w:p>
+    <w:p>
+      <w:pPr>
+        <w:spacing w:after="40" w:before="0"/>
+      </w:pPr>
+      <w:r>
+        <w:t xml:space="preserve">     D. 8 pizzas</w:t>
       </w:r>
     </w:p>
     <w:p>
@@ -988,39 +1014,39 @@
           <w:b/>
           <w:bCs/>
         </w:rPr>
-        <w:t xml:space="preserve">8. A runner covers 12 km in 4 hours. How long to cover 21 km at the same speed?</w:t>
-      </w:r>
-    </w:p>
-    <w:p>
-      <w:pPr>
-        <w:spacing w:after="40" w:before="0"/>
-      </w:pPr>
-      <w:r>
-        <w:t xml:space="preserve">     A. 7 hours</w:t>
-      </w:r>
-    </w:p>
-    <w:p>
-      <w:pPr>
-        <w:spacing w:after="40" w:before="0"/>
-      </w:pPr>
-      <w:r>
-        <w:t xml:space="preserve">     B. 6 hours</w:t>
-      </w:r>
-    </w:p>
-    <w:p>
-      <w:pPr>
-        <w:spacing w:after="40" w:before="0"/>
-      </w:pPr>
-      <w:r>
-        <w:t xml:space="preserve">     C. 8 hours</w:t>
-      </w:r>
-    </w:p>
-    <w:p>
-      <w:pPr>
-        <w:spacing w:after="40" w:before="0"/>
-      </w:pPr>
-      <w:r>
-        <w:t xml:space="preserve">     D. 5 hours</w:t>
+        <w:t xml:space="preserve">8. A line cook chops 8 carrots in 2 minutes. Working at the same steady rate, how many carrots can the cook chop in 7 minutes?</w:t>
+      </w:r>
+    </w:p>
+    <w:p>
+      <w:pPr>
+        <w:spacing w:after="40" w:before="0"/>
+      </w:pPr>
+      <w:r>
+        <w:t xml:space="preserve">     A. 28 carrots</w:t>
+      </w:r>
+    </w:p>
+    <w:p>
+      <w:pPr>
+        <w:spacing w:after="40" w:before="0"/>
+      </w:pPr>
+      <w:r>
+        <w:t xml:space="preserve">     B. 24 carrots</w:t>
+      </w:r>
+    </w:p>
+    <w:p>
+      <w:pPr>
+        <w:spacing w:after="40" w:before="0"/>
+      </w:pPr>
+      <w:r>
+        <w:t xml:space="preserve">     C. 32 carrots</w:t>
+      </w:r>
+    </w:p>
+    <w:p>
+      <w:pPr>
+        <w:spacing w:after="40" w:before="0"/>
+      </w:pPr>
+      <w:r>
+        <w:t xml:space="preserve">     D. 16 carrots</w:t>
       </w:r>
     </w:p>
     <w:p>
@@ -1043,39 +1069,200 @@
           <w:b/>
           <w:bCs/>
         </w:rPr>
-        <w:t xml:space="preserve">9. 5 notebooks cost $7.50. What is the cost of 12 notebooks?</w:t>
-      </w:r>
-    </w:p>
-    <w:p>
-      <w:pPr>
-        <w:spacing w:after="40" w:before="0"/>
-      </w:pPr>
-      <w:r>
-        <w:t xml:space="preserve">     A. $18.00</w:t>
-      </w:r>
-    </w:p>
-    <w:p>
-      <w:pPr>
-        <w:spacing w:after="40" w:before="0"/>
-      </w:pPr>
-      <w:r>
-        <w:t xml:space="preserve">     B. $15.00</w:t>
-      </w:r>
-    </w:p>
-    <w:p>
-      <w:pPr>
-        <w:spacing w:after="40" w:before="0"/>
-      </w:pPr>
-      <w:r>
-        <w:t xml:space="preserve">     C. $20.00</w:t>
-      </w:r>
-    </w:p>
-    <w:p>
-      <w:pPr>
-        <w:spacing w:after="40" w:before="0"/>
-      </w:pPr>
-      <w:r>
-        <w:t xml:space="preserve">     D. $16.50</w:t>
+        <w:t xml:space="preserve">9. Match each kitchen rate to its correct unit rate. Decide what is being compared first.</w:t>
+      </w:r>
+    </w:p>
+    <w:tbl>
+      <w:tblPr>
+        <w:tblW w:type="pct" w:w="100%"/>
+        <w:tblBorders>
+          <w:top w:val="single" w:color="auto" w:sz="4"/>
+          <w:left w:val="single" w:color="auto" w:sz="4"/>
+          <w:bottom w:val="single" w:color="auto" w:sz="4"/>
+          <w:right w:val="single" w:color="auto" w:sz="4"/>
+          <w:insideH w:val="single" w:color="auto" w:sz="4"/>
+          <w:insideV w:val="single" w:color="auto" w:sz="4"/>
+        </w:tblBorders>
+      </w:tblPr>
+      <w:tblGrid>
+        <w:gridCol w:w="100"/>
+        <w:gridCol w:w="100"/>
+      </w:tblGrid>
+      <w:tr>
+        <w:trPr>
+          <w:tblHeader/>
+        </w:trPr>
+        <w:tc>
+          <w:tcPr>
+            <w:tcW w:type="pct" w:w="50%"/>
+          </w:tcPr>
+          <w:p>
+            <w:r>
+              <w:rPr>
+                <w:b/>
+                <w:bCs/>
+              </w:rPr>
+              <w:t xml:space="preserve">Item</w:t>
+            </w:r>
+          </w:p>
+        </w:tc>
+        <w:tc>
+          <w:tcPr>
+            <w:tcW w:type="pct" w:w="50%"/>
+          </w:tcPr>
+          <w:p>
+            <w:r>
+              <w:rPr>
+                <w:b/>
+                <w:bCs/>
+              </w:rPr>
+              <w:t xml:space="preserve">Answer choices</w:t>
+            </w:r>
+          </w:p>
+        </w:tc>
+      </w:tr>
+      <w:tr>
+        <w:tc>
+          <w:tcPr>
+            <w:tcW w:type="pct" w:w="50%"/>
+          </w:tcPr>
+          <w:p>
+            <w:r>
+              <w:t xml:space="preserve">____  24 cups of soup poured into 6 bowls</w:t>
+            </w:r>
+          </w:p>
+        </w:tc>
+        <w:tc>
+          <w:tcPr>
+            <w:tcW w:type="pct" w:w="50%"/>
+          </w:tcPr>
+          <w:p>
+            <w:r>
+              <w:t xml:space="preserve">D. 15 ounces per jar</w:t>
+            </w:r>
+          </w:p>
+        </w:tc>
+      </w:tr>
+      <w:tr>
+        <w:tc>
+          <w:tcPr>
+            <w:tcW w:type="pct" w:w="50%"/>
+          </w:tcPr>
+          <w:p>
+            <w:r>
+              <w:t xml:space="preserve">____  30 dumplings served on 5 plates</w:t>
+            </w:r>
+          </w:p>
+        </w:tc>
+        <w:tc>
+          <w:tcPr>
+            <w:tcW w:type="pct" w:w="50%"/>
+          </w:tcPr>
+          <w:p>
+            <w:r>
+              <w:t xml:space="preserve">C. 5 minutes per cake</w:t>
+            </w:r>
+          </w:p>
+        </w:tc>
+      </w:tr>
+      <w:tr>
+        <w:tc>
+          <w:tcPr>
+            <w:tcW w:type="pct" w:w="50%"/>
+          </w:tcPr>
+          <w:p>
+            <w:r>
+              <w:t xml:space="preserve">____  Baking 9 cakes takes 45 minutes</w:t>
+            </w:r>
+          </w:p>
+        </w:tc>
+        <w:tc>
+          <w:tcPr>
+            <w:tcW w:type="pct" w:w="50%"/>
+          </w:tcPr>
+          <w:p>
+            <w:r>
+              <w:t xml:space="preserve">B. 6 dumplings per plate</w:t>
+            </w:r>
+          </w:p>
+        </w:tc>
+      </w:tr>
+      <w:tr>
+        <w:tc>
+          <w:tcPr>
+            <w:tcW w:type="pct" w:w="50%"/>
+          </w:tcPr>
+          <w:p>
+            <w:r>
+              <w:t xml:space="preserve">____  60 ounces of sauce split into 4 jars</w:t>
+            </w:r>
+          </w:p>
+        </w:tc>
+        <w:tc>
+          <w:tcPr>
+            <w:tcW w:type="pct" w:w="50%"/>
+          </w:tcPr>
+          <w:p>
+            <w:r>
+              <w:t xml:space="preserve">A. 4 cups per bowl</w:t>
+            </w:r>
+          </w:p>
+        </w:tc>
+      </w:tr>
+    </w:tbl>
+    <w:p>
+      <w:pPr>
+        <w:spacing w:after="60" w:before="120"/>
+      </w:pPr>
+      <w:r>
+        <w:rPr>
+          <w:color w:val="BBBBBB"/>
+        </w:rPr>
+        <w:t xml:space="preserve">______________________________________________________________________</w:t>
+      </w:r>
+    </w:p>
+    <w:p>
+      <w:pPr>
+        <w:spacing w:after="80" w:before="0"/>
+      </w:pPr>
+      <w:r>
+        <w:rPr>
+          <w:b/>
+          <w:bCs/>
+        </w:rPr>
+        <w:t xml:space="preserve">10. Level 2 Extension — Mixed review: A recipe uses 18 ounces of flour to make 3 loaves of bread. How many ounces of flour are needed to make 7 loaves at the same rate?</w:t>
+      </w:r>
+    </w:p>
+    <w:p>
+      <w:pPr>
+        <w:spacing w:after="40" w:before="0"/>
+      </w:pPr>
+      <w:r>
+        <w:t xml:space="preserve">     A. 42 ounces</w:t>
+      </w:r>
+    </w:p>
+    <w:p>
+      <w:pPr>
+        <w:spacing w:after="40" w:before="0"/>
+      </w:pPr>
+      <w:r>
+        <w:t xml:space="preserve">     B. 36 ounces</w:t>
+      </w:r>
+    </w:p>
+    <w:p>
+      <w:pPr>
+        <w:spacing w:after="40" w:before="0"/>
+      </w:pPr>
+      <w:r>
+        <w:t xml:space="preserve">     C. 48 ounces</w:t>
+      </w:r>
+    </w:p>
+    <w:p>
+      <w:pPr>
+        <w:spacing w:after="40" w:before="0"/>
+      </w:pPr>
+      <w:r>
+        <w:t xml:space="preserve">     D. 21 ounces</w:t>
       </w:r>
     </w:p>
     <w:p>
@@ -1121,10 +1308,22 @@
     </w:p>
     <w:p>
       <w:pPr>
+        <w:spacing w:after="20" w:before="0"/>
+      </w:pPr>
+      <w:r>
+        <w:t xml:space="preserve">     Unit rate: 24 cookies ÷ 3 batches = 8 cookies per batch.</w:t>
+      </w:r>
+    </w:p>
+    <w:p>
+      <w:pPr>
         <w:spacing w:after="80" w:before="0"/>
       </w:pPr>
       <w:r>
-        <w:t xml:space="preserve">     Unit rate: 24 cookies ÷ 3 batches = 8 cookies per batch.</w:t>
+        <w:rPr>
+          <w:i/>
+          <w:iCs/>
+        </w:rPr>
+        <w:t xml:space="preserve">     Watch for: A common mistake in Ratio and Rate Problem Solving is skipping the key idea: "Find the unit rate by dividing, then multiply it to find the amount you need." — always check your work against this rule before you submit.</w:t>
       </w:r>
     </w:p>
     <w:p>
@@ -1141,10 +1340,22 @@
     </w:p>
     <w:p>
       <w:pPr>
+        <w:spacing w:after="20" w:before="0"/>
+      </w:pPr>
+      <w:r>
+        <w:t xml:space="preserve">     Unit rate: $5 ÷ 4 pounds = $1.25 per pound.</w:t>
+      </w:r>
+    </w:p>
+    <w:p>
+      <w:pPr>
         <w:spacing w:after="80" w:before="0"/>
       </w:pPr>
       <w:r>
-        <w:t xml:space="preserve">     Unit rate: $5 ÷ 4 pounds = $1.25 per pound.</w:t>
+        <w:rPr>
+          <w:i/>
+          <w:iCs/>
+        </w:rPr>
+        <w:t xml:space="preserve">     Watch for: A common mistake in Ratio and Rate Problem Solving is skipping the key idea: "Find the unit rate by dividing, then multiply it to find the amount you need." — always check your work against this rule before you submit.</w:t>
       </w:r>
     </w:p>
     <w:p>
@@ -1205,10 +1416,22 @@
     </w:p>
     <w:p>
       <w:pPr>
+        <w:spacing w:after="20" w:before="0"/>
+      </w:pPr>
+      <w:r>
+        <w:t xml:space="preserve">     Car: 150÷3 = 50 mph. Bus: 200÷5 = 40 mph. The car travels faster at 50 mph vs. 40 mph.</w:t>
+      </w:r>
+    </w:p>
+    <w:p>
+      <w:pPr>
         <w:spacing w:after="80" w:before="0"/>
       </w:pPr>
       <w:r>
-        <w:t xml:space="preserve">     Car: 150÷3 = 50 mph. Bus: 200÷5 = 40 mph. The car travels faster at 50 mph vs. 40 mph.</w:t>
+        <w:rPr>
+          <w:i/>
+          <w:iCs/>
+        </w:rPr>
+        <w:t xml:space="preserve">     Watch for: A common mistake in Ratio and Rate Problem Solving is skipping the key idea: "Find the unit rate by dividing, then multiply it to find the amount you need." — always check your work against this rule before you submit.</w:t>
       </w:r>
     </w:p>
     <w:p>
@@ -1272,7 +1495,43 @@
           <w:b/>
           <w:bCs/>
         </w:rPr>
-        <w:t xml:space="preserve">6. A. $60</w:t>
+        <w:t xml:space="preserve">6. onLevel — Spot the Common Mistake</w:t>
+      </w:r>
+    </w:p>
+    <w:p>
+      <w:pPr>
+        <w:spacing w:after="20" w:before="0"/>
+      </w:pPr>
+      <w:r>
+        <w:t xml:space="preserve">     The mistake is in Step 2.</w:t>
+      </w:r>
+    </w:p>
+    <w:p>
+      <w:pPr>
+        <w:spacing w:after="20" w:before="0"/>
+      </w:pPr>
+      <w:r>
+        <w:t xml:space="preserve">     Correct work: Follow the key idea: Find the unit rate by dividing, then multiply it to find the amount you need.</w:t>
+      </w:r>
+    </w:p>
+    <w:p>
+      <w:pPr>
+        <w:spacing w:after="40" w:before="0"/>
+      </w:pPr>
+      <w:r>
+        <w:rPr>
+          <w:b/>
+          <w:bCs/>
+        </w:rPr>
+        <w:t xml:space="preserve">7. A. 5 pizzas</w:t>
+      </w:r>
+    </w:p>
+    <w:p>
+      <w:pPr>
+        <w:spacing w:after="20" w:before="0"/>
+      </w:pPr>
+      <w:r>
+        <w:t xml:space="preserve">     First find the unit rate: 12 people ÷ 3 pizzas = 4 people per pizza. Then 20 people ÷ 4 people per pizza = 5 pizzas.</w:t>
       </w:r>
     </w:p>
     <w:p>
@@ -1280,19 +1539,31 @@
         <w:spacing w:after="80" w:before="0"/>
       </w:pPr>
       <w:r>
-        <w:t xml:space="preserve">     Each shirt is $12, so 5 shirts cost $60.</w:t>
-      </w:r>
-    </w:p>
-    <w:p>
-      <w:pPr>
-        <w:spacing w:after="40" w:before="0"/>
-      </w:pPr>
-      <w:r>
-        <w:rPr>
-          <w:b/>
-          <w:bCs/>
-        </w:rPr>
-        <w:t xml:space="preserve">7. A. 15</w:t>
+        <w:rPr>
+          <w:i/>
+          <w:iCs/>
+        </w:rPr>
+        <w:t xml:space="preserve">     Watch for: A common mistake in Ratio and Rate Problem Solving is skipping the key idea: "Find the unit rate by dividing, then multiply it to find the amount you need." — always check your work against this rule before you submit.</w:t>
+      </w:r>
+    </w:p>
+    <w:p>
+      <w:pPr>
+        <w:spacing w:after="40" w:before="0"/>
+      </w:pPr>
+      <w:r>
+        <w:rPr>
+          <w:b/>
+          <w:bCs/>
+        </w:rPr>
+        <w:t xml:space="preserve">8. A. 28 carrots</w:t>
+      </w:r>
+    </w:p>
+    <w:p>
+      <w:pPr>
+        <w:spacing w:after="20" w:before="0"/>
+      </w:pPr>
+      <w:r>
+        <w:t xml:space="preserve">     Unit rate: 8 carrots ÷ 2 minutes = 4 carrots per minute. In 7 minutes: 4 × 7 = 28 carrots.</w:t>
       </w:r>
     </w:p>
     <w:p>
@@ -1300,19 +1571,83 @@
         <w:spacing w:after="80" w:before="0"/>
       </w:pPr>
       <w:r>
-        <w:t xml:space="preserve">     6 ÷ 4 = 1.5 eggs per person; 1.5 × 10 = 15 eggs.</w:t>
-      </w:r>
-    </w:p>
-    <w:p>
-      <w:pPr>
-        <w:spacing w:after="40" w:before="0"/>
-      </w:pPr>
-      <w:r>
-        <w:rPr>
-          <w:b/>
-          <w:bCs/>
-        </w:rPr>
-        <w:t xml:space="preserve">8. A. 7 hours</w:t>
+        <w:rPr>
+          <w:i/>
+          <w:iCs/>
+        </w:rPr>
+        <w:t xml:space="preserve">     Watch for: A common mistake in Ratio and Rate Problem Solving is skipping the key idea: "Find the unit rate by dividing, then multiply it to find the amount you need." — always check your work against this rule before you submit.</w:t>
+      </w:r>
+    </w:p>
+    <w:p>
+      <w:pPr>
+        <w:spacing w:after="40" w:before="0"/>
+      </w:pPr>
+      <w:r>
+        <w:rPr>
+          <w:b/>
+          <w:bCs/>
+        </w:rPr>
+        <w:t xml:space="preserve">9. Matches:</w:t>
+      </w:r>
+    </w:p>
+    <w:p>
+      <w:pPr>
+        <w:spacing w:after="20" w:before="0"/>
+      </w:pPr>
+      <w:r>
+        <w:t xml:space="preserve">     24 cups of soup poured into 6 bowls → 4 cups per bowl</w:t>
+      </w:r>
+    </w:p>
+    <w:p>
+      <w:pPr>
+        <w:spacing w:after="20" w:before="0"/>
+      </w:pPr>
+      <w:r>
+        <w:t xml:space="preserve">     30 dumplings served on 5 plates → 6 dumplings per plate</w:t>
+      </w:r>
+    </w:p>
+    <w:p>
+      <w:pPr>
+        <w:spacing w:after="20" w:before="0"/>
+      </w:pPr>
+      <w:r>
+        <w:t xml:space="preserve">     Baking 9 cakes takes 45 minutes → 5 minutes per cake</w:t>
+      </w:r>
+    </w:p>
+    <w:p>
+      <w:pPr>
+        <w:spacing w:after="20" w:before="0"/>
+      </w:pPr>
+      <w:r>
+        <w:t xml:space="preserve">     60 ounces of sauce split into 4 jars → 15 ounces per jar</w:t>
+      </w:r>
+    </w:p>
+    <w:p>
+      <w:pPr>
+        <w:spacing w:after="40" w:before="0"/>
+      </w:pPr>
+      <w:r>
+        <w:t xml:space="preserve"/>
+      </w:r>
+    </w:p>
+    <w:p>
+      <w:pPr>
+        <w:spacing w:after="40" w:before="0"/>
+      </w:pPr>
+      <w:r>
+        <w:rPr>
+          <w:b/>
+          <w:bCs/>
+        </w:rPr>
+        <w:t xml:space="preserve">10. A. 42 ounces</w:t>
+      </w:r>
+    </w:p>
+    <w:p>
+      <w:pPr>
+        <w:spacing w:after="20" w:before="0"/>
+      </w:pPr>
+      <w:r>
+        <w:t xml:space="preserve">     Unit rate: 18 ounces ÷ 3 loaves = 6 ounces per loaf. For 7 loaves: 6 × 7 = 42 ounces. The equivalent ratio 18/3 = 42/7 confirms it.</w:t>
       </w:r>
     </w:p>
     <w:p>
@@ -1320,27 +1655,11 @@
         <w:spacing w:after="80" w:before="0"/>
       </w:pPr>
       <w:r>
-        <w:t xml:space="preserve">     Speed is 3 km/h; 21 ÷ 3 = 7 hours.</w:t>
-      </w:r>
-    </w:p>
-    <w:p>
-      <w:pPr>
-        <w:spacing w:after="40" w:before="0"/>
-      </w:pPr>
-      <w:r>
-        <w:rPr>
-          <w:b/>
-          <w:bCs/>
-        </w:rPr>
-        <w:t xml:space="preserve">9. A. $18.00</w:t>
-      </w:r>
-    </w:p>
-    <w:p>
-      <w:pPr>
-        <w:spacing w:after="80" w:before="0"/>
-      </w:pPr>
-      <w:r>
-        <w:t xml:space="preserve">     Each notebook is $1.50; 12 × $1.50 = $18.00.</w:t>
+        <w:rPr>
+          <w:i/>
+          <w:iCs/>
+        </w:rPr>
+        <w:t xml:space="preserve">     Watch for: A common mistake in Ratio and Rate Problem Solving is skipping the key idea: "Find the unit rate by dividing, then multiply it to find the amount you need." — always check your work against this rule before you submit.</w:t>
       </w:r>
     </w:p>
     <w:sectPr>

--- a/lessons/3-7/homework.docx
+++ b/lessons/3-7/homework.docx
@@ -878,31 +878,39 @@
           <w:b/>
           <w:bCs/>
         </w:rPr>
-        <w:t xml:space="preserve">6. onLevel — Spot the Common Mistake</w:t>
-      </w:r>
-    </w:p>
-    <w:p>
-      <w:pPr>
-        <w:spacing w:after="40" w:before="0"/>
-      </w:pPr>
-      <w:r>
-        <w:t xml:space="preserve">   Step 1 (Read): A student is working on Ratio and Rate Problem Solving.</w:t>
-      </w:r>
-    </w:p>
-    <w:p>
-      <w:pPr>
-        <w:spacing w:after="40" w:before="0"/>
-      </w:pPr>
-      <w:r>
-        <w:t xml:space="preserve">   Step 2 (Attempt): They ignored the rule: Find the unit rate by dividing, then multiply it to find the amount you need.</w:t>
-      </w:r>
-    </w:p>
-    <w:p>
-      <w:pPr>
-        <w:spacing w:after="40" w:before="0"/>
-      </w:pPr>
-      <w:r>
-        <w:t xml:space="preserve">   Step 3 (Check): The answer does not match the math rule from class.</w:t>
+        <w:t xml:space="preserve">6. onLevel — Spot the Smoothie Mistake</w:t>
+      </w:r>
+    </w:p>
+    <w:p>
+      <w:pPr>
+        <w:spacing w:after="40" w:before="0"/>
+      </w:pPr>
+      <w:r>
+        <w:t xml:space="preserve">   Step 1 (Read the problem): A smoothie stand makes 18 smoothies in 6 minutes. How many smoothies can it make in 10 minutes at the same rate?</w:t>
+      </w:r>
+    </w:p>
+    <w:p>
+      <w:pPr>
+        <w:spacing w:after="40" w:before="0"/>
+      </w:pPr>
+      <w:r>
+        <w:t xml:space="preserve">   Step 2 (Find the unit rate): 6 minutes ÷ 18 smoothies = 0.33 minute per smoothie</w:t>
+      </w:r>
+    </w:p>
+    <w:p>
+      <w:pPr>
+        <w:spacing w:after="40" w:before="0"/>
+      </w:pPr>
+      <w:r>
+        <w:t xml:space="preserve">   Step 3 (Find smoothies in 10 minutes): 0.33 × 10 = about 3.3 smoothies</w:t>
+      </w:r>
+    </w:p>
+    <w:p>
+      <w:pPr>
+        <w:spacing w:after="40" w:before="0"/>
+      </w:pPr>
+      <w:r>
+        <w:t xml:space="preserve">   Step 4 (Answer): About 3 smoothies in 10 minutes</w:t>
       </w:r>
     </w:p>
     <w:p>
@@ -1323,7 +1331,7 @@
           <w:i/>
           <w:iCs/>
         </w:rPr>
-        <w:t xml:space="preserve">     Watch for: A common mistake in Ratio and Rate Problem Solving is skipping the key idea: "Find the unit rate by dividing, then multiply it to find the amount you need." — always check your work against this rule before you submit.</w:t>
+        <w:t xml:space="preserve">     Watch for: A common mistake in Ratio and Rate Problem Solving is dividing in the wrong order when setting up the unit rate — for example, finding "minutes per smoothie" (6 ÷ 18) instead of "smoothies per minute" (18 ÷ 6) — or using addition instead of multiplication to scale the unit rate, like adding $0.75 + 10 instead of multiplying $0.75 × 10. Before you submit, check: does your unit rate match the units the question is asking for, and did you multiply (not add) to scale it to the new amount?</w:t>
       </w:r>
     </w:p>
     <w:p>
@@ -1355,7 +1363,7 @@
           <w:i/>
           <w:iCs/>
         </w:rPr>
-        <w:t xml:space="preserve">     Watch for: A common mistake in Ratio and Rate Problem Solving is skipping the key idea: "Find the unit rate by dividing, then multiply it to find the amount you need." — always check your work against this rule before you submit.</w:t>
+        <w:t xml:space="preserve">     Watch for: A common mistake in Ratio and Rate Problem Solving is dividing in the wrong order when setting up the unit rate — for example, finding "minutes per smoothie" (6 ÷ 18) instead of "smoothies per minute" (18 ÷ 6) — or using addition instead of multiplication to scale the unit rate, like adding $0.75 + 10 instead of multiplying $0.75 × 10. Before you submit, check: does your unit rate match the units the question is asking for, and did you multiply (not add) to scale it to the new amount?</w:t>
       </w:r>
     </w:p>
     <w:p>
@@ -1431,7 +1439,7 @@
           <w:i/>
           <w:iCs/>
         </w:rPr>
-        <w:t xml:space="preserve">     Watch for: A common mistake in Ratio and Rate Problem Solving is skipping the key idea: "Find the unit rate by dividing, then multiply it to find the amount you need." — always check your work against this rule before you submit.</w:t>
+        <w:t xml:space="preserve">     Watch for: A common mistake in Ratio and Rate Problem Solving is dividing in the wrong order when setting up the unit rate — for example, finding "minutes per smoothie" (6 ÷ 18) instead of "smoothies per minute" (18 ÷ 6) — or using addition instead of multiplication to scale the unit rate, like adding $0.75 + 10 instead of multiplying $0.75 × 10. Before you submit, check: does your unit rate match the units the question is asking for, and did you multiply (not add) to scale it to the new amount?</w:t>
       </w:r>
     </w:p>
     <w:p>
@@ -1495,7 +1503,7 @@
           <w:b/>
           <w:bCs/>
         </w:rPr>
-        <w:t xml:space="preserve">6. onLevel — Spot the Common Mistake</w:t>
+        <w:t xml:space="preserve">6. onLevel — Spot the Smoothie Mistake</w:t>
       </w:r>
     </w:p>
     <w:p>
@@ -1511,7 +1519,7 @@
         <w:spacing w:after="20" w:before="0"/>
       </w:pPr>
       <w:r>
-        <w:t xml:space="preserve">     Correct work: Follow the key idea: Find the unit rate by dividing, then multiply it to find the amount you need.</w:t>
+        <w:t xml:space="preserve">     Correct work: The unit rate was divided in the wrong order. The question asks for smoothies, so find smoothies per minute: 18 smoothies ÷ 6 minutes = 3 smoothies per minute. Then 3 × 10 = 30 smoothies in 10 minutes.</w:t>
       </w:r>
     </w:p>
     <w:p>
@@ -1543,7 +1551,7 @@
           <w:i/>
           <w:iCs/>
         </w:rPr>
-        <w:t xml:space="preserve">     Watch for: A common mistake in Ratio and Rate Problem Solving is skipping the key idea: "Find the unit rate by dividing, then multiply it to find the amount you need." — always check your work against this rule before you submit.</w:t>
+        <w:t xml:space="preserve">     Watch for: A common mistake in Ratio and Rate Problem Solving is dividing in the wrong order when setting up the unit rate — for example, finding "minutes per smoothie" (6 ÷ 18) instead of "smoothies per minute" (18 ÷ 6) — or using addition instead of multiplication to scale the unit rate, like adding $0.75 + 10 instead of multiplying $0.75 × 10. Before you submit, check: does your unit rate match the units the question is asking for, and did you multiply (not add) to scale it to the new amount?</w:t>
       </w:r>
     </w:p>
     <w:p>
@@ -1575,7 +1583,7 @@
           <w:i/>
           <w:iCs/>
         </w:rPr>
-        <w:t xml:space="preserve">     Watch for: A common mistake in Ratio and Rate Problem Solving is skipping the key idea: "Find the unit rate by dividing, then multiply it to find the amount you need." — always check your work against this rule before you submit.</w:t>
+        <w:t xml:space="preserve">     Watch for: A common mistake in Ratio and Rate Problem Solving is dividing in the wrong order when setting up the unit rate — for example, finding "minutes per smoothie" (6 ÷ 18) instead of "smoothies per minute" (18 ÷ 6) — or using addition instead of multiplication to scale the unit rate, like adding $0.75 + 10 instead of multiplying $0.75 × 10. Before you submit, check: does your unit rate match the units the question is asking for, and did you multiply (not add) to scale it to the new amount?</w:t>
       </w:r>
     </w:p>
     <w:p>
@@ -1659,7 +1667,7 @@
           <w:i/>
           <w:iCs/>
         </w:rPr>
-        <w:t xml:space="preserve">     Watch for: A common mistake in Ratio and Rate Problem Solving is skipping the key idea: "Find the unit rate by dividing, then multiply it to find the amount you need." — always check your work against this rule before you submit.</w:t>
+        <w:t xml:space="preserve">     Watch for: A common mistake in Ratio and Rate Problem Solving is dividing in the wrong order when setting up the unit rate — for example, finding "minutes per smoothie" (6 ÷ 18) instead of "smoothies per minute" (18 ÷ 6) — or using addition instead of multiplication to scale the unit rate, like adding $0.75 + 10 instead of multiplying $0.75 × 10. Before you submit, check: does your unit rate match the units the question is asking for, and did you multiply (not add) to scale it to the new amount?</w:t>
       </w:r>
     </w:p>
     <w:sectPr>

--- a/lessons/3-7/homework.docx
+++ b/lessons/3-7/homework.docx
@@ -12,7 +12,7 @@
           <w:b/>
           <w:bCs/>
         </w:rPr>
-        <w:t xml:space="preserve">Ratio and Rate Problem Solving — Homework</w:t>
+        <w:t xml:space="preserve">Ratio Reasoning: Convert Measurements Between Systems — Homework</w:t>
       </w:r>
     </w:p>
     <w:p>
@@ -161,136 +161,10 @@
           <w:b/>
           <w:bCs/>
         </w:rPr>
-        <w:t xml:space="preserve">Rate (Tasa)</w:t>
-      </w:r>
-      <w:r>
-        <w:t xml:space="preserve"> — A ratio comparing two amounts with different units, like miles per hour.</w:t>
-      </w:r>
-    </w:p>
-    <w:p>
-      <w:pPr>
-        <w:keepNext/>
-        <w:spacing w:after="20" w:before="80"/>
-        <w:jc w:val="center"/>
-      </w:pPr>
-      <w:r>
-        <w:drawing>
-          <wp:inline distT="0" distB="0" distL="0" distR="0">
-            <wp:extent cx="1047750" cy="790575"/>
-            <wp:effectExtent t="0" r="0" b="0" l="0"/>
-            <wp:docPr id="1" name="" descr="" title=""/>
-            <wp:cNvGraphicFramePr>
-              <a:graphicFrameLocks xmlns:a="http://schemas.openxmlformats.org/drawingml/2006/main" noChangeAspect="1"/>
-            </wp:cNvGraphicFramePr>
-            <a:graphic xmlns:a="http://schemas.openxmlformats.org/drawingml/2006/main">
-              <a:graphicData uri="http://schemas.openxmlformats.org/drawingml/2006/picture">
-                <pic:pic xmlns:pic="http://schemas.openxmlformats.org/drawingml/2006/picture">
-                  <pic:nvPicPr>
-                    <pic:cNvPr id="0" name="" descr=""/>
-                    <pic:cNvPicPr>
-                      <a:picLocks noChangeAspect="1" noChangeArrowheads="1"/>
-                    </pic:cNvPicPr>
-                  </pic:nvPicPr>
-                  <pic:blipFill>
-                    <a:blip r:embed="rId7" cstate="none"/>
-                    <a:srcRect/>
-                    <a:stretch>
-                      <a:fillRect/>
-                    </a:stretch>
-                  </pic:blipFill>
-                  <pic:spPr bwMode="auto">
-                    <a:xfrm>
-                      <a:off x="0" y="0"/>
-                      <a:ext cx="1047750" cy="790575"/>
-                    </a:xfrm>
-                    <a:prstGeom prst="rect">
-                      <a:avLst/>
-                    </a:prstGeom>
-                  </pic:spPr>
-                </pic:pic>
-              </a:graphicData>
-            </a:graphic>
-          </wp:inline>
-        </w:drawing>
-      </w:r>
-    </w:p>
-    <w:p>
-      <w:pPr>
-        <w:keepNext/>
-        <w:spacing w:after="120"/>
-      </w:pPr>
-      <w:r>
-        <w:rPr>
-          <w:b/>
-          <w:bCs/>
-        </w:rPr>
-        <w:t xml:space="preserve">Unit rate (Tasa unitaria)</w:t>
-      </w:r>
-      <w:r>
-        <w:t xml:space="preserve"> — A rate for just 1 of something, like cost for 1 item.</w:t>
-      </w:r>
-    </w:p>
-    <w:p>
-      <w:pPr>
-        <w:keepNext/>
-        <w:spacing w:after="20" w:before="80"/>
-        <w:jc w:val="center"/>
-      </w:pPr>
-      <w:r>
-        <w:drawing>
-          <wp:inline distT="0" distB="0" distL="0" distR="0">
-            <wp:extent cx="1047750" cy="790575"/>
-            <wp:effectExtent t="0" r="0" b="0" l="0"/>
-            <wp:docPr id="1" name="" descr="" title=""/>
-            <wp:cNvGraphicFramePr>
-              <a:graphicFrameLocks xmlns:a="http://schemas.openxmlformats.org/drawingml/2006/main" noChangeAspect="1"/>
-            </wp:cNvGraphicFramePr>
-            <a:graphic xmlns:a="http://schemas.openxmlformats.org/drawingml/2006/main">
-              <a:graphicData uri="http://schemas.openxmlformats.org/drawingml/2006/picture">
-                <pic:pic xmlns:pic="http://schemas.openxmlformats.org/drawingml/2006/picture">
-                  <pic:nvPicPr>
-                    <pic:cNvPr id="0" name="" descr=""/>
-                    <pic:cNvPicPr>
-                      <a:picLocks noChangeAspect="1" noChangeArrowheads="1"/>
-                    </pic:cNvPicPr>
-                  </pic:nvPicPr>
-                  <pic:blipFill>
-                    <a:blip r:embed="rId7" cstate="none"/>
-                    <a:srcRect/>
-                    <a:stretch>
-                      <a:fillRect/>
-                    </a:stretch>
-                  </pic:blipFill>
-                  <pic:spPr bwMode="auto">
-                    <a:xfrm>
-                      <a:off x="0" y="0"/>
-                      <a:ext cx="1047750" cy="790575"/>
-                    </a:xfrm>
-                    <a:prstGeom prst="rect">
-                      <a:avLst/>
-                    </a:prstGeom>
-                  </pic:spPr>
-                </pic:pic>
-              </a:graphicData>
-            </a:graphic>
-          </wp:inline>
-        </w:drawing>
-      </w:r>
-    </w:p>
-    <w:p>
-      <w:pPr>
-        <w:keepNext/>
-        <w:spacing w:after="120"/>
-      </w:pPr>
-      <w:r>
-        <w:rPr>
-          <w:b/>
-          <w:bCs/>
-        </w:rPr>
-        <w:t xml:space="preserve">Per (Por)</w:t>
-      </w:r>
-      <w:r>
-        <w:t xml:space="preserve"> — For each one. Example: 5 dollars per book.</w:t>
+        <w:t xml:space="preserve">Ratio and Rate Problem Solving (Resolución de problemas de razones y tasas)</w:t>
+      </w:r>
+      <w:r>
+        <w:t xml:space="preserve"> — Use ratios and rates to compare quantities and solve real-world problems.</w:t>
       </w:r>
     </w:p>
     <w:p>
@@ -350,10 +224,136 @@
           <w:b/>
           <w:bCs/>
         </w:rPr>
-        <w:t xml:space="preserve">Problem solving (Resolución de problemas)</w:t>
-      </w:r>
-      <w:r>
-        <w:t xml:space="preserve"> — Using ratios and rates to find a missing amount.</w:t>
+        <w:t xml:space="preserve">Rate (Tasa)</w:t>
+      </w:r>
+      <w:r>
+        <w:t xml:space="preserve"> — A ratio comparing two amounts with different units, like miles per hour.</w:t>
+      </w:r>
+    </w:p>
+    <w:p>
+      <w:pPr>
+        <w:keepNext/>
+        <w:spacing w:after="20" w:before="80"/>
+        <w:jc w:val="center"/>
+      </w:pPr>
+      <w:r>
+        <w:drawing>
+          <wp:inline distT="0" distB="0" distL="0" distR="0">
+            <wp:extent cx="1047750" cy="790575"/>
+            <wp:effectExtent t="0" r="0" b="0" l="0"/>
+            <wp:docPr id="1" name="" descr="" title=""/>
+            <wp:cNvGraphicFramePr>
+              <a:graphicFrameLocks xmlns:a="http://schemas.openxmlformats.org/drawingml/2006/main" noChangeAspect="1"/>
+            </wp:cNvGraphicFramePr>
+            <a:graphic xmlns:a="http://schemas.openxmlformats.org/drawingml/2006/main">
+              <a:graphicData uri="http://schemas.openxmlformats.org/drawingml/2006/picture">
+                <pic:pic xmlns:pic="http://schemas.openxmlformats.org/drawingml/2006/picture">
+                  <pic:nvPicPr>
+                    <pic:cNvPr id="0" name="" descr=""/>
+                    <pic:cNvPicPr>
+                      <a:picLocks noChangeAspect="1" noChangeArrowheads="1"/>
+                    </pic:cNvPicPr>
+                  </pic:nvPicPr>
+                  <pic:blipFill>
+                    <a:blip r:embed="rId8" cstate="none"/>
+                    <a:srcRect/>
+                    <a:stretch>
+                      <a:fillRect/>
+                    </a:stretch>
+                  </pic:blipFill>
+                  <pic:spPr bwMode="auto">
+                    <a:xfrm>
+                      <a:off x="0" y="0"/>
+                      <a:ext cx="1047750" cy="790575"/>
+                    </a:xfrm>
+                    <a:prstGeom prst="rect">
+                      <a:avLst/>
+                    </a:prstGeom>
+                  </pic:spPr>
+                </pic:pic>
+              </a:graphicData>
+            </a:graphic>
+          </wp:inline>
+        </w:drawing>
+      </w:r>
+    </w:p>
+    <w:p>
+      <w:pPr>
+        <w:keepNext/>
+        <w:spacing w:after="120"/>
+      </w:pPr>
+      <w:r>
+        <w:rPr>
+          <w:b/>
+          <w:bCs/>
+        </w:rPr>
+        <w:t xml:space="preserve">Unit rate (Tasa unitaria)</w:t>
+      </w:r>
+      <w:r>
+        <w:t xml:space="preserve"> — A rate for just 1 of something, like cost for 1 item.</w:t>
+      </w:r>
+    </w:p>
+    <w:p>
+      <w:pPr>
+        <w:keepNext/>
+        <w:spacing w:after="20" w:before="80"/>
+        <w:jc w:val="center"/>
+      </w:pPr>
+      <w:r>
+        <w:drawing>
+          <wp:inline distT="0" distB="0" distL="0" distR="0">
+            <wp:extent cx="1047750" cy="790575"/>
+            <wp:effectExtent t="0" r="0" b="0" l="0"/>
+            <wp:docPr id="1" name="" descr="" title=""/>
+            <wp:cNvGraphicFramePr>
+              <a:graphicFrameLocks xmlns:a="http://schemas.openxmlformats.org/drawingml/2006/main" noChangeAspect="1"/>
+            </wp:cNvGraphicFramePr>
+            <a:graphic xmlns:a="http://schemas.openxmlformats.org/drawingml/2006/main">
+              <a:graphicData uri="http://schemas.openxmlformats.org/drawingml/2006/picture">
+                <pic:pic xmlns:pic="http://schemas.openxmlformats.org/drawingml/2006/picture">
+                  <pic:nvPicPr>
+                    <pic:cNvPr id="0" name="" descr=""/>
+                    <pic:cNvPicPr>
+                      <a:picLocks noChangeAspect="1" noChangeArrowheads="1"/>
+                    </pic:cNvPicPr>
+                  </pic:nvPicPr>
+                  <pic:blipFill>
+                    <a:blip r:embed="rId8" cstate="none"/>
+                    <a:srcRect/>
+                    <a:stretch>
+                      <a:fillRect/>
+                    </a:stretch>
+                  </pic:blipFill>
+                  <pic:spPr bwMode="auto">
+                    <a:xfrm>
+                      <a:off x="0" y="0"/>
+                      <a:ext cx="1047750" cy="790575"/>
+                    </a:xfrm>
+                    <a:prstGeom prst="rect">
+                      <a:avLst/>
+                    </a:prstGeom>
+                  </pic:spPr>
+                </pic:pic>
+              </a:graphicData>
+            </a:graphic>
+          </wp:inline>
+        </w:drawing>
+      </w:r>
+    </w:p>
+    <w:p>
+      <w:pPr>
+        <w:keepNext/>
+        <w:spacing w:after="120"/>
+      </w:pPr>
+      <w:r>
+        <w:rPr>
+          <w:b/>
+          <w:bCs/>
+        </w:rPr>
+        <w:t xml:space="preserve">Per (Por)</w:t>
+      </w:r>
+      <w:r>
+        <w:t xml:space="preserve"> — For each one. Example: 5 dollars per book.</w:t>
       </w:r>
     </w:p>
     <w:p>
@@ -413,10 +413,136 @@
           <w:b/>
           <w:bCs/>
         </w:rPr>
+        <w:t xml:space="preserve">Problem solving (Resolución de problemas)</w:t>
+      </w:r>
+      <w:r>
+        <w:t xml:space="preserve"> — Using ratios and rates to find a missing amount.</w:t>
+      </w:r>
+    </w:p>
+    <w:p>
+      <w:pPr>
+        <w:keepNext/>
+        <w:spacing w:after="20" w:before="80"/>
+        <w:jc w:val="center"/>
+      </w:pPr>
+      <w:r>
+        <w:drawing>
+          <wp:inline distT="0" distB="0" distL="0" distR="0">
+            <wp:extent cx="1047750" cy="790575"/>
+            <wp:effectExtent t="0" r="0" b="0" l="0"/>
+            <wp:docPr id="1" name="" descr="" title=""/>
+            <wp:cNvGraphicFramePr>
+              <a:graphicFrameLocks xmlns:a="http://schemas.openxmlformats.org/drawingml/2006/main" noChangeAspect="1"/>
+            </wp:cNvGraphicFramePr>
+            <a:graphic xmlns:a="http://schemas.openxmlformats.org/drawingml/2006/main">
+              <a:graphicData uri="http://schemas.openxmlformats.org/drawingml/2006/picture">
+                <pic:pic xmlns:pic="http://schemas.openxmlformats.org/drawingml/2006/picture">
+                  <pic:nvPicPr>
+                    <pic:cNvPr id="0" name="" descr=""/>
+                    <pic:cNvPicPr>
+                      <a:picLocks noChangeAspect="1" noChangeArrowheads="1"/>
+                    </pic:cNvPicPr>
+                  </pic:nvPicPr>
+                  <pic:blipFill>
+                    <a:blip r:embed="rId10" cstate="none"/>
+                    <a:srcRect/>
+                    <a:stretch>
+                      <a:fillRect/>
+                    </a:stretch>
+                  </pic:blipFill>
+                  <pic:spPr bwMode="auto">
+                    <a:xfrm>
+                      <a:off x="0" y="0"/>
+                      <a:ext cx="1047750" cy="790575"/>
+                    </a:xfrm>
+                    <a:prstGeom prst="rect">
+                      <a:avLst/>
+                    </a:prstGeom>
+                  </pic:spPr>
+                </pic:pic>
+              </a:graphicData>
+            </a:graphic>
+          </wp:inline>
+        </w:drawing>
+      </w:r>
+    </w:p>
+    <w:p>
+      <w:pPr>
+        <w:keepNext/>
+        <w:spacing w:after="120"/>
+      </w:pPr>
+      <w:r>
+        <w:rPr>
+          <w:b/>
+          <w:bCs/>
+        </w:rPr>
         <w:t xml:space="preserve">Proportion (Proporción)</w:t>
       </w:r>
       <w:r>
         <w:t xml:space="preserve"> — A math sentence saying two ratios are equal. It helps find a missing number.</w:t>
+      </w:r>
+    </w:p>
+    <w:p>
+      <w:pPr>
+        <w:keepNext/>
+        <w:spacing w:after="20" w:before="80"/>
+        <w:jc w:val="center"/>
+      </w:pPr>
+      <w:r>
+        <w:drawing>
+          <wp:inline distT="0" distB="0" distL="0" distR="0">
+            <wp:extent cx="1047750" cy="790575"/>
+            <wp:effectExtent t="0" r="0" b="0" l="0"/>
+            <wp:docPr id="1" name="" descr="" title=""/>
+            <wp:cNvGraphicFramePr>
+              <a:graphicFrameLocks xmlns:a="http://schemas.openxmlformats.org/drawingml/2006/main" noChangeAspect="1"/>
+            </wp:cNvGraphicFramePr>
+            <a:graphic xmlns:a="http://schemas.openxmlformats.org/drawingml/2006/main">
+              <a:graphicData uri="http://schemas.openxmlformats.org/drawingml/2006/picture">
+                <pic:pic xmlns:pic="http://schemas.openxmlformats.org/drawingml/2006/picture">
+                  <pic:nvPicPr>
+                    <pic:cNvPr id="0" name="" descr=""/>
+                    <pic:cNvPicPr>
+                      <a:picLocks noChangeAspect="1" noChangeArrowheads="1"/>
+                    </pic:cNvPicPr>
+                  </pic:nvPicPr>
+                  <pic:blipFill>
+                    <a:blip r:embed="rId11" cstate="none"/>
+                    <a:srcRect/>
+                    <a:stretch>
+                      <a:fillRect/>
+                    </a:stretch>
+                  </pic:blipFill>
+                  <pic:spPr bwMode="auto">
+                    <a:xfrm>
+                      <a:off x="0" y="0"/>
+                      <a:ext cx="1047750" cy="790575"/>
+                    </a:xfrm>
+                    <a:prstGeom prst="rect">
+                      <a:avLst/>
+                    </a:prstGeom>
+                  </pic:spPr>
+                </pic:pic>
+              </a:graphicData>
+            </a:graphic>
+          </wp:inline>
+        </w:drawing>
+      </w:r>
+    </w:p>
+    <w:p>
+      <w:pPr>
+        <w:keepNext/>
+        <w:spacing w:after="120"/>
+      </w:pPr>
+      <w:r>
+        <w:rPr>
+          <w:b/>
+          <w:bCs/>
+        </w:rPr>
+        <w:t xml:space="preserve">Ratio table (Tabla de razones)</w:t>
+      </w:r>
+      <w:r>
+        <w:t xml:space="preserve"> — A table of equal ratios that shows a pattern.</w:t>
       </w:r>
     </w:p>
     <w:p>
@@ -878,7 +1004,7 @@
           <w:b/>
           <w:bCs/>
         </w:rPr>
-        <w:t xml:space="preserve">6. onLevel — Spot the Smoothie Mistake</w:t>
+        <w:t xml:space="preserve">6. Spot the Smoothie Mistake</w:t>
       </w:r>
     </w:p>
     <w:p>
@@ -1503,7 +1629,7 @@
           <w:b/>
           <w:bCs/>
         </w:rPr>
-        <w:t xml:space="preserve">6. onLevel — Spot the Smoothie Mistake</w:t>
+        <w:t xml:space="preserve">6. Spot the Smoothie Mistake</w:t>
       </w:r>
     </w:p>
     <w:p>
@@ -1520,6 +1646,14 @@
       </w:pPr>
       <w:r>
         <w:t xml:space="preserve">     Correct work: The unit rate was divided in the wrong order. The question asks for smoothies, so find smoothies per minute: 18 smoothies ÷ 6 minutes = 3 smoothies per minute. Then 3 × 10 = 30 smoothies in 10 minutes.</w:t>
+      </w:r>
+    </w:p>
+    <w:p>
+      <w:pPr>
+        <w:spacing w:after="80" w:before="0"/>
+      </w:pPr>
+      <w:r>
+        <w:t xml:space="preserve">     Watch for: The unit rate step divides 6 minutes by 18 smoothies, which answers 'how long per smoothie' when the question asks how many smoothies. Put the quantity you want on top: 18 ÷ 6 = 3 smoothies per minute, so 3 × 10 = 30 smoothies in 10 minutes.</w:t>
       </w:r>
     </w:p>
     <w:p>

--- a/lessons/3-7/homework.docx
+++ b/lessons/3-7/homework.docx
@@ -80,7 +80,7 @@
         <w:spacing w:after="60" w:before="0"/>
       </w:pPr>
       <w:r>
-        <w:t xml:space="preserve">Content: I can solve real-world rate problems by finding and using unit rates.</w:t>
+        <w:t xml:space="preserve">Content: I can use ratio reasoning to convert measurements between the customary and metric systems.</w:t>
       </w:r>
     </w:p>
     <w:p>
@@ -88,7 +88,7 @@
         <w:spacing w:after="60" w:before="0"/>
       </w:pPr>
       <w:r>
-        <w:t xml:space="preserve">Language: I can explain my solution using the words rate, unit rate, per, and proportion.</w:t>
+        <w:t xml:space="preserve">Language: I can explain a conversion between systems using the words conversion factor, approximately, customary, and metric.</w:t>
       </w:r>
     </w:p>
     <w:p>
@@ -161,10 +161,10 @@
           <w:b/>
           <w:bCs/>
         </w:rPr>
-        <w:t xml:space="preserve">Ratio and Rate Problem Solving (Resolución de problemas de razones y tasas)</w:t>
-      </w:r>
-      <w:r>
-        <w:t xml:space="preserve"> — Use ratios and rates to compare quantities and solve real-world problems.</w:t>
+        <w:t xml:space="preserve">Convert Measurements Between Systems (Convertir medidas entre sistemas)</w:t>
+      </w:r>
+      <w:r>
+        <w:t xml:space="preserve"> — Rewriting a customary measurement as a metric one, or the reverse, so two amounts can be compared.</w:t>
       </w:r>
     </w:p>
     <w:p>
@@ -224,10 +224,10 @@
           <w:b/>
           <w:bCs/>
         </w:rPr>
-        <w:t xml:space="preserve">Rate (Tasa)</w:t>
-      </w:r>
-      <w:r>
-        <w:t xml:space="preserve"> — A ratio comparing two amounts with different units, like miles per hour.</w:t>
+        <w:t xml:space="preserve">Conversion factor (Factor de conversión)</w:t>
+      </w:r>
+      <w:r>
+        <w:t xml:space="preserve"> — The ratio that links a unit in one system to a unit in the other, such as 1 mile to about 1.609 kilometers.</w:t>
       </w:r>
     </w:p>
     <w:p>
@@ -255,7 +255,7 @@
                     </pic:cNvPicPr>
                   </pic:nvPicPr>
                   <pic:blipFill>
-                    <a:blip r:embed="rId8" cstate="none"/>
+                    <a:blip r:embed="rId7" cstate="none"/>
                     <a:srcRect/>
                     <a:stretch>
                       <a:fillRect/>
@@ -287,10 +287,10 @@
           <w:b/>
           <w:bCs/>
         </w:rPr>
-        <w:t xml:space="preserve">Unit rate (Tasa unitaria)</w:t>
-      </w:r>
-      <w:r>
-        <w:t xml:space="preserve"> — A rate for just 1 of something, like cost for 1 item.</w:t>
+        <w:t xml:space="preserve">Customary system (Sistema usual)</w:t>
+      </w:r>
+      <w:r>
+        <w:t xml:space="preserve"> — The measurement system used in the United States: inches, feet, miles, ounces, pounds, cups, quarts, gallons.</w:t>
       </w:r>
     </w:p>
     <w:p>
@@ -318,7 +318,7 @@
                     </pic:cNvPicPr>
                   </pic:nvPicPr>
                   <pic:blipFill>
-                    <a:blip r:embed="rId8" cstate="none"/>
+                    <a:blip r:embed="rId7" cstate="none"/>
                     <a:srcRect/>
                     <a:stretch>
                       <a:fillRect/>
@@ -350,10 +350,10 @@
           <w:b/>
           <w:bCs/>
         </w:rPr>
-        <w:t xml:space="preserve">Per (Por)</w:t>
-      </w:r>
-      <w:r>
-        <w:t xml:space="preserve"> — For each one. Example: 5 dollars per book.</w:t>
+        <w:t xml:space="preserve">Metric system (Sistema métrico)</w:t>
+      </w:r>
+      <w:r>
+        <w:t xml:space="preserve"> — The measurement system used in most of the world, built on tens: centimeters, meters, kilometers, grams, kilograms, liters.</w:t>
       </w:r>
     </w:p>
     <w:p>
@@ -413,10 +413,10 @@
           <w:b/>
           <w:bCs/>
         </w:rPr>
-        <w:t xml:space="preserve">Problem solving (Resolución de problemas)</w:t>
-      </w:r>
-      <w:r>
-        <w:t xml:space="preserve"> — Using ratios and rates to find a missing amount.</w:t>
+        <w:t xml:space="preserve">Approximately (Aproximadamente)</w:t>
+      </w:r>
+      <w:r>
+        <w:t xml:space="preserve"> — Close to, but not exactly equal. Conversions between systems are almost always approximate, so they use the ≈ sign.</w:t>
       </w:r>
     </w:p>
     <w:p>
@@ -476,73 +476,10 @@
           <w:b/>
           <w:bCs/>
         </w:rPr>
-        <w:t xml:space="preserve">Proportion (Proporción)</w:t>
-      </w:r>
-      <w:r>
-        <w:t xml:space="preserve"> — A math sentence saying two ratios are equal. It helps find a missing number.</w:t>
-      </w:r>
-    </w:p>
-    <w:p>
-      <w:pPr>
-        <w:keepNext/>
-        <w:spacing w:after="20" w:before="80"/>
-        <w:jc w:val="center"/>
-      </w:pPr>
-      <w:r>
-        <w:drawing>
-          <wp:inline distT="0" distB="0" distL="0" distR="0">
-            <wp:extent cx="1047750" cy="790575"/>
-            <wp:effectExtent t="0" r="0" b="0" l="0"/>
-            <wp:docPr id="1" name="" descr="" title=""/>
-            <wp:cNvGraphicFramePr>
-              <a:graphicFrameLocks xmlns:a="http://schemas.openxmlformats.org/drawingml/2006/main" noChangeAspect="1"/>
-            </wp:cNvGraphicFramePr>
-            <a:graphic xmlns:a="http://schemas.openxmlformats.org/drawingml/2006/main">
-              <a:graphicData uri="http://schemas.openxmlformats.org/drawingml/2006/picture">
-                <pic:pic xmlns:pic="http://schemas.openxmlformats.org/drawingml/2006/picture">
-                  <pic:nvPicPr>
-                    <pic:cNvPr id="0" name="" descr=""/>
-                    <pic:cNvPicPr>
-                      <a:picLocks noChangeAspect="1" noChangeArrowheads="1"/>
-                    </pic:cNvPicPr>
-                  </pic:nvPicPr>
-                  <pic:blipFill>
-                    <a:blip r:embed="rId11" cstate="none"/>
-                    <a:srcRect/>
-                    <a:stretch>
-                      <a:fillRect/>
-                    </a:stretch>
-                  </pic:blipFill>
-                  <pic:spPr bwMode="auto">
-                    <a:xfrm>
-                      <a:off x="0" y="0"/>
-                      <a:ext cx="1047750" cy="790575"/>
-                    </a:xfrm>
-                    <a:prstGeom prst="rect">
-                      <a:avLst/>
-                    </a:prstGeom>
-                  </pic:spPr>
-                </pic:pic>
-              </a:graphicData>
-            </a:graphic>
-          </wp:inline>
-        </w:drawing>
-      </w:r>
-    </w:p>
-    <w:p>
-      <w:pPr>
-        <w:keepNext/>
-        <w:spacing w:after="120"/>
-      </w:pPr>
-      <w:r>
-        <w:rPr>
-          <w:b/>
-          <w:bCs/>
-        </w:rPr>
         <w:t xml:space="preserve">Ratio table (Tabla de razones)</w:t>
       </w:r>
       <w:r>
-        <w:t xml:space="preserve"> — A table of equal ratios that shows a pattern.</w:t>
+        <w:t xml:space="preserve"> — A table of equal ratios used to scale a conversion factor up to the amount you actually need.</w:t>
       </w:r>
     </w:p>
     <w:p>
@@ -579,39 +516,39 @@
           <w:b/>
           <w:bCs/>
         </w:rPr>
-        <w:t xml:space="preserve">1. A bakery makes 24 cookies in 3 batches. What is the unit rate of cookies per batch?</w:t>
-      </w:r>
-    </w:p>
-    <w:p>
-      <w:pPr>
-        <w:spacing w:after="40" w:before="0"/>
-      </w:pPr>
-      <w:r>
-        <w:t xml:space="preserve">     A. 8 cookies per batch</w:t>
-      </w:r>
-    </w:p>
-    <w:p>
-      <w:pPr>
-        <w:spacing w:after="40" w:before="0"/>
-      </w:pPr>
-      <w:r>
-        <w:t xml:space="preserve">     B. 3 cookies per batch</w:t>
-      </w:r>
-    </w:p>
-    <w:p>
-      <w:pPr>
-        <w:spacing w:after="40" w:before="0"/>
-      </w:pPr>
-      <w:r>
-        <w:t xml:space="preserve">     C. 24 cookies per batch</w:t>
-      </w:r>
-    </w:p>
-    <w:p>
-      <w:pPr>
-        <w:spacing w:after="40" w:before="0"/>
-      </w:pPr>
-      <w:r>
-        <w:t xml:space="preserve">     D. 6 cookies per batch</w:t>
+        <w:t xml:space="preserve">1. 1 kilometer ≈ 0.6 mile. About how many miles is 5 kilometers?</w:t>
+      </w:r>
+    </w:p>
+    <w:p>
+      <w:pPr>
+        <w:spacing w:after="40" w:before="0"/>
+      </w:pPr>
+      <w:r>
+        <w:t xml:space="preserve">     A. 3 miles</w:t>
+      </w:r>
+    </w:p>
+    <w:p>
+      <w:pPr>
+        <w:spacing w:after="40" w:before="0"/>
+      </w:pPr>
+      <w:r>
+        <w:t xml:space="preserve">     B. 5.6 miles</w:t>
+      </w:r>
+    </w:p>
+    <w:p>
+      <w:pPr>
+        <w:spacing w:after="40" w:before="0"/>
+      </w:pPr>
+      <w:r>
+        <w:t xml:space="preserve">     C. 8 miles</w:t>
+      </w:r>
+    </w:p>
+    <w:p>
+      <w:pPr>
+        <w:spacing w:after="40" w:before="0"/>
+      </w:pPr>
+      <w:r>
+        <w:t xml:space="preserve">     D. 30 miles</w:t>
       </w:r>
     </w:p>
     <w:p>
@@ -634,39 +571,39 @@
           <w:b/>
           <w:bCs/>
         </w:rPr>
-        <w:t xml:space="preserve">2. Apples cost $5 for 4 pounds. What is the cost per pound?</w:t>
-      </w:r>
-    </w:p>
-    <w:p>
-      <w:pPr>
-        <w:spacing w:after="40" w:before="0"/>
-      </w:pPr>
-      <w:r>
-        <w:t xml:space="preserve">     A. $1.25</w:t>
-      </w:r>
-    </w:p>
-    <w:p>
-      <w:pPr>
-        <w:spacing w:after="40" w:before="0"/>
-      </w:pPr>
-      <w:r>
-        <w:t xml:space="preserve">     B. $0.80</w:t>
-      </w:r>
-    </w:p>
-    <w:p>
-      <w:pPr>
-        <w:spacing w:after="40" w:before="0"/>
-      </w:pPr>
-      <w:r>
-        <w:t xml:space="preserve">     C. $1.50</w:t>
-      </w:r>
-    </w:p>
-    <w:p>
-      <w:pPr>
-        <w:spacing w:after="40" w:before="0"/>
-      </w:pPr>
-      <w:r>
-        <w:t xml:space="preserve">     D. $4.00</w:t>
+        <w:t xml:space="preserve">2. 1 pound ≈ 0.45 kilogram. About how many kilograms is 10 pounds?</w:t>
+      </w:r>
+    </w:p>
+    <w:p>
+      <w:pPr>
+        <w:spacing w:after="40" w:before="0"/>
+      </w:pPr>
+      <w:r>
+        <w:t xml:space="preserve">     A. 4.5 kg</w:t>
+      </w:r>
+    </w:p>
+    <w:p>
+      <w:pPr>
+        <w:spacing w:after="40" w:before="0"/>
+      </w:pPr>
+      <w:r>
+        <w:t xml:space="preserve">     B. 10.45 kg</w:t>
+      </w:r>
+    </w:p>
+    <w:p>
+      <w:pPr>
+        <w:spacing w:after="40" w:before="0"/>
+      </w:pPr>
+      <w:r>
+        <w:t xml:space="preserve">     C. 22 kg</w:t>
+      </w:r>
+    </w:p>
+    <w:p>
+      <w:pPr>
+        <w:spacing w:after="40" w:before="0"/>
+      </w:pPr>
+      <w:r>
+        <w:t xml:space="preserve">     D. 45 kg</w:t>
       </w:r>
     </w:p>
     <w:p>
@@ -689,7 +626,7 @@
           <w:b/>
           <w:bCs/>
         </w:rPr>
-        <w:t xml:space="preserve">3. Team 2 frosts 5 cupcakes every 4 minutes. Complete the ratio table to find how many cupcakes they can frost in different times.</w:t>
+        <w:t xml:space="preserve">3. 1 pound ≈ 0.45 kilogram. Complete the ratio table, then use it to place a 31-pound dog.</w:t>
       </w:r>
     </w:p>
     <w:tbl>
@@ -722,7 +659,7 @@
                 <w:b/>
                 <w:bCs/>
               </w:rPr>
-              <w:t xml:space="preserve">Minutes</w:t>
+              <w:t xml:space="preserve">Pounds</w:t>
             </w:r>
           </w:p>
         </w:tc>
@@ -736,7 +673,7 @@
                 <w:b/>
                 <w:bCs/>
               </w:rPr>
-              <w:t xml:space="preserve">Cupcakes Frosted</w:t>
+              <w:t xml:space="preserve">Kilograms</w:t>
             </w:r>
           </w:p>
         </w:tc>
@@ -752,7 +689,7 @@
                 <w:b w:val="false"/>
                 <w:bCs w:val="false"/>
               </w:rPr>
-              <w:t xml:space="preserve">4</w:t>
+              <w:t xml:space="preserve">1</w:t>
             </w:r>
           </w:p>
         </w:tc>
@@ -766,7 +703,7 @@
                 <w:b w:val="false"/>
                 <w:bCs w:val="false"/>
               </w:rPr>
-              <w:t xml:space="preserve">5</w:t>
+              <w:t xml:space="preserve">0.45</w:t>
             </w:r>
           </w:p>
         </w:tc>
@@ -782,7 +719,7 @@
                 <w:b w:val="false"/>
                 <w:bCs w:val="false"/>
               </w:rPr>
-              <w:t xml:space="preserve">8</w:t>
+              <w:t xml:space="preserve">10</w:t>
             </w:r>
           </w:p>
         </w:tc>
@@ -812,7 +749,7 @@
                 <w:b w:val="false"/>
                 <w:bCs w:val="false"/>
               </w:rPr>
-              <w:t xml:space="preserve">12</w:t>
+              <w:t xml:space="preserve">30</w:t>
             </w:r>
           </w:p>
         </w:tc>
@@ -842,7 +779,7 @@
                 <w:b w:val="false"/>
                 <w:bCs w:val="false"/>
               </w:rPr>
-              <w:t xml:space="preserve">20</w:t>
+              <w:t xml:space="preserve">40</w:t>
             </w:r>
           </w:p>
         </w:tc>
@@ -882,39 +819,39 @@
           <w:b/>
           <w:bCs/>
         </w:rPr>
-        <w:t xml:space="preserve">4. A car travels 150 miles in 3 hours. A bus travels 200 miles in 5 hours. Which vehicle is faster?</w:t>
-      </w:r>
-    </w:p>
-    <w:p>
-      <w:pPr>
-        <w:spacing w:after="40" w:before="0"/>
-      </w:pPr>
-      <w:r>
-        <w:t xml:space="preserve">     A. The car</w:t>
-      </w:r>
-    </w:p>
-    <w:p>
-      <w:pPr>
-        <w:spacing w:after="40" w:before="0"/>
-      </w:pPr>
-      <w:r>
-        <w:t xml:space="preserve">     B. The bus</w:t>
-      </w:r>
-    </w:p>
-    <w:p>
-      <w:pPr>
-        <w:spacing w:after="40" w:before="0"/>
-      </w:pPr>
-      <w:r>
-        <w:t xml:space="preserve">     C. Same speed</w:t>
-      </w:r>
-    </w:p>
-    <w:p>
-      <w:pPr>
-        <w:spacing w:after="40" w:before="0"/>
-      </w:pPr>
-      <w:r>
-        <w:t xml:space="preserve">     D. Cannot determine</w:t>
+        <w:t xml:space="preserve">4. A dog weighs 31 pounds. Flea medicine comes in packages for 4–10 kg, 10–25 kg, and 25–40 kg. Which package is correct?</w:t>
+      </w:r>
+    </w:p>
+    <w:p>
+      <w:pPr>
+        <w:spacing w:after="40" w:before="0"/>
+      </w:pPr>
+      <w:r>
+        <w:t xml:space="preserve">     A. The 10–25 kg package</w:t>
+      </w:r>
+    </w:p>
+    <w:p>
+      <w:pPr>
+        <w:spacing w:after="40" w:before="0"/>
+      </w:pPr>
+      <w:r>
+        <w:t xml:space="preserve">     B. The 4–10 kg package</w:t>
+      </w:r>
+    </w:p>
+    <w:p>
+      <w:pPr>
+        <w:spacing w:after="40" w:before="0"/>
+      </w:pPr>
+      <w:r>
+        <w:t xml:space="preserve">     C. The 25–40 kg package</w:t>
+      </w:r>
+    </w:p>
+    <w:p>
+      <w:pPr>
+        <w:spacing w:after="40" w:before="0"/>
+      </w:pPr>
+      <w:r>
+        <w:t xml:space="preserve">     D. None — 31 is above every range</w:t>
       </w:r>
     </w:p>
     <w:p>
@@ -937,7 +874,7 @@
           <w:b/>
           <w:bCs/>
         </w:rPr>
-        <w:t xml:space="preserve">5. Sort each rate problem by the strategy that works BEST to solve it.</w:t>
+        <w:t xml:space="preserve">5. Sort each item into the correct group.</w:t>
       </w:r>
     </w:p>
     <w:p>
@@ -949,39 +886,7 @@
           <w:i/>
           <w:iCs/>
         </w:rPr>
-        <w:t xml:space="preserve">Groups: Use Unit Rate   |   Use Ratio Table / Proportion</w:t>
-      </w:r>
-    </w:p>
-    <w:p>
-      <w:pPr>
-        <w:spacing w:after="40" w:before="0"/>
-      </w:pPr>
-      <w:r>
-        <w:t xml:space="preserve">   • Find cost per pound when 5 lb costs $12   → __________________</w:t>
-      </w:r>
-    </w:p>
-    <w:p>
-      <w:pPr>
-        <w:spacing w:after="40" w:before="0"/>
-      </w:pPr>
-      <w:r>
-        <w:t xml:space="preserve">   • If 3 shirts cost $24, find cost of 9 shirts   → __________________</w:t>
-      </w:r>
-    </w:p>
-    <w:p>
-      <w:pPr>
-        <w:spacing w:after="40" w:before="0"/>
-      </w:pPr>
-      <w:r>
-        <w:t xml:space="preserve">   • A car goes 55 mph — how far in 4 hours?   → __________________</w:t>
-      </w:r>
-    </w:p>
-    <w:p>
-      <w:pPr>
-        <w:spacing w:after="40" w:before="0"/>
-      </w:pPr>
-      <w:r>
-        <w:t xml:space="preserve">   • Scale a recipe from 4 servings to 20 servings   → __________________</w:t>
+        <w:t xml:space="preserve">Groups:    |   </w:t>
       </w:r>
     </w:p>
     <w:p>
@@ -1004,39 +909,39 @@
           <w:b/>
           <w:bCs/>
         </w:rPr>
-        <w:t xml:space="preserve">6. Spot the Smoothie Mistake</w:t>
-      </w:r>
-    </w:p>
-    <w:p>
-      <w:pPr>
-        <w:spacing w:after="40" w:before="0"/>
-      </w:pPr>
-      <w:r>
-        <w:t xml:space="preserve">   Step 1 (Read the problem): A smoothie stand makes 18 smoothies in 6 minutes. How many smoothies can it make in 10 minutes at the same rate?</w:t>
-      </w:r>
-    </w:p>
-    <w:p>
-      <w:pPr>
-        <w:spacing w:after="40" w:before="0"/>
-      </w:pPr>
-      <w:r>
-        <w:t xml:space="preserve">   Step 2 (Find the unit rate): 6 minutes ÷ 18 smoothies = 0.33 minute per smoothie</w:t>
-      </w:r>
-    </w:p>
-    <w:p>
-      <w:pPr>
-        <w:spacing w:after="40" w:before="0"/>
-      </w:pPr>
-      <w:r>
-        <w:t xml:space="preserve">   Step 3 (Find smoothies in 10 minutes): 0.33 × 10 = about 3.3 smoothies</w:t>
-      </w:r>
-    </w:p>
-    <w:p>
-      <w:pPr>
-        <w:spacing w:after="40" w:before="0"/>
-      </w:pPr>
-      <w:r>
-        <w:t xml:space="preserve">   Step 4 (Answer): About 3 smoothies in 10 minutes</w:t>
+        <w:t xml:space="preserve">6. Find the error</w:t>
+      </w:r>
+    </w:p>
+    <w:p>
+      <w:pPr>
+        <w:spacing w:after="40" w:before="0"/>
+      </w:pPr>
+      <w:r>
+        <w:t xml:space="preserve">   Step 1 (Setup): A recipe calls for 2 pounds of flour. The scale is metric. (1 lb ≈ 0.45 kg)</w:t>
+      </w:r>
+    </w:p>
+    <w:p>
+      <w:pPr>
+        <w:spacing w:after="40" w:before="0"/>
+      </w:pPr>
+      <w:r>
+        <w:t xml:space="preserve">   Step 2 (Step 1): The conversion factor is 1 : 0.45.</w:t>
+      </w:r>
+    </w:p>
+    <w:p>
+      <w:pPr>
+        <w:spacing w:after="40" w:before="0"/>
+      </w:pPr>
+      <w:r>
+        <w:t xml:space="preserve">   Step 3 (Step 2): 0.45 × 2 = 0.9, so 2 pounds ≈ 0.9 kilogram.</w:t>
+      </w:r>
+    </w:p>
+    <w:p>
+      <w:pPr>
+        <w:spacing w:after="40" w:before="0"/>
+      </w:pPr>
+      <w:r>
+        <w:t xml:space="preserve">   Step 4 (Step 3): 2 pounds = 0.9 kilogram exactly.</w:t>
       </w:r>
     </w:p>
     <w:p>
@@ -1093,39 +998,39 @@
           <w:b/>
           <w:bCs/>
         </w:rPr>
-        <w:t xml:space="preserve">7. In the kitchen, 3 pizzas feed exactly 12 people. At the same rate, how many pizzas are needed to feed 20 people?</w:t>
-      </w:r>
-    </w:p>
-    <w:p>
-      <w:pPr>
-        <w:spacing w:after="40" w:before="0"/>
-      </w:pPr>
-      <w:r>
-        <w:t xml:space="preserve">     A. 5 pizzas</w:t>
-      </w:r>
-    </w:p>
-    <w:p>
-      <w:pPr>
-        <w:spacing w:after="40" w:before="0"/>
-      </w:pPr>
-      <w:r>
-        <w:t xml:space="preserve">     B. 4 pizzas</w:t>
-      </w:r>
-    </w:p>
-    <w:p>
-      <w:pPr>
-        <w:spacing w:after="40" w:before="0"/>
-      </w:pPr>
-      <w:r>
-        <w:t xml:space="preserve">     C. 6 pizzas</w:t>
-      </w:r>
-    </w:p>
-    <w:p>
-      <w:pPr>
-        <w:spacing w:after="40" w:before="0"/>
-      </w:pPr>
-      <w:r>
-        <w:t xml:space="preserve">     D. 8 pizzas</w:t>
+        <w:t xml:space="preserve">7. 1 inch ≈ 2.54 cm. About how many centimeters is 4 inches?</w:t>
+      </w:r>
+    </w:p>
+    <w:p>
+      <w:pPr>
+        <w:spacing w:after="40" w:before="0"/>
+      </w:pPr>
+      <w:r>
+        <w:t xml:space="preserve">     A. 10.16 cm</w:t>
+      </w:r>
+    </w:p>
+    <w:p>
+      <w:pPr>
+        <w:spacing w:after="40" w:before="0"/>
+      </w:pPr>
+      <w:r>
+        <w:t xml:space="preserve">     B. 6.54 cm</w:t>
+      </w:r>
+    </w:p>
+    <w:p>
+      <w:pPr>
+        <w:spacing w:after="40" w:before="0"/>
+      </w:pPr>
+      <w:r>
+        <w:t xml:space="preserve">     C. 1.57 cm</w:t>
+      </w:r>
+    </w:p>
+    <w:p>
+      <w:pPr>
+        <w:spacing w:after="40" w:before="0"/>
+      </w:pPr>
+      <w:r>
+        <w:t xml:space="preserve">     D. 254 cm</w:t>
       </w:r>
     </w:p>
     <w:p>
@@ -1148,39 +1053,39 @@
           <w:b/>
           <w:bCs/>
         </w:rPr>
-        <w:t xml:space="preserve">8. A line cook chops 8 carrots in 2 minutes. Working at the same steady rate, how many carrots can the cook chop in 7 minutes?</w:t>
-      </w:r>
-    </w:p>
-    <w:p>
-      <w:pPr>
-        <w:spacing w:after="40" w:before="0"/>
-      </w:pPr>
-      <w:r>
-        <w:t xml:space="preserve">     A. 28 carrots</w:t>
-      </w:r>
-    </w:p>
-    <w:p>
-      <w:pPr>
-        <w:spacing w:after="40" w:before="0"/>
-      </w:pPr>
-      <w:r>
-        <w:t xml:space="preserve">     B. 24 carrots</w:t>
-      </w:r>
-    </w:p>
-    <w:p>
-      <w:pPr>
-        <w:spacing w:after="40" w:before="0"/>
-      </w:pPr>
-      <w:r>
-        <w:t xml:space="preserve">     C. 32 carrots</w:t>
-      </w:r>
-    </w:p>
-    <w:p>
-      <w:pPr>
-        <w:spacing w:after="40" w:before="0"/>
-      </w:pPr>
-      <w:r>
-        <w:t xml:space="preserve">     D. 16 carrots</w:t>
+        <w:t xml:space="preserve">8. Which unit is metric?</w:t>
+      </w:r>
+    </w:p>
+    <w:p>
+      <w:pPr>
+        <w:spacing w:after="40" w:before="0"/>
+      </w:pPr>
+      <w:r>
+        <w:t xml:space="preserve">     A. Liter</w:t>
+      </w:r>
+    </w:p>
+    <w:p>
+      <w:pPr>
+        <w:spacing w:after="40" w:before="0"/>
+      </w:pPr>
+      <w:r>
+        <w:t xml:space="preserve">     B. Quart</w:t>
+      </w:r>
+    </w:p>
+    <w:p>
+      <w:pPr>
+        <w:spacing w:after="40" w:before="0"/>
+      </w:pPr>
+      <w:r>
+        <w:t xml:space="preserve">     C. Gallon</w:t>
+      </w:r>
+    </w:p>
+    <w:p>
+      <w:pPr>
+        <w:spacing w:after="40" w:before="0"/>
+      </w:pPr>
+      <w:r>
+        <w:t xml:space="preserve">     D. Pint</w:t>
       </w:r>
     </w:p>
     <w:p>
@@ -1203,7 +1108,7 @@
           <w:b/>
           <w:bCs/>
         </w:rPr>
-        <w:t xml:space="preserve">9. Match each kitchen rate to its correct unit rate. Decide what is being compared first.</w:t>
+        <w:t xml:space="preserve">9. Match each item on the left to its answer on the right.</w:t>
       </w:r>
     </w:p>
     <w:tbl>
@@ -1262,7 +1167,7 @@
           </w:tcPr>
           <w:p>
             <w:r>
-              <w:t xml:space="preserve">____  24 cups of soup poured into 6 bowls</w:t>
+              <w:t xml:space="preserve">____  undefined</w:t>
             </w:r>
           </w:p>
         </w:tc>
@@ -1272,7 +1177,7 @@
           </w:tcPr>
           <w:p>
             <w:r>
-              <w:t xml:space="preserve">D. 15 ounces per jar</w:t>
+              <w:t xml:space="preserve">D. undefined</w:t>
             </w:r>
           </w:p>
         </w:tc>
@@ -1284,7 +1189,7 @@
           </w:tcPr>
           <w:p>
             <w:r>
-              <w:t xml:space="preserve">____  30 dumplings served on 5 plates</w:t>
+              <w:t xml:space="preserve">____  undefined</w:t>
             </w:r>
           </w:p>
         </w:tc>
@@ -1294,7 +1199,7 @@
           </w:tcPr>
           <w:p>
             <w:r>
-              <w:t xml:space="preserve">C. 5 minutes per cake</w:t>
+              <w:t xml:space="preserve">C. undefined</w:t>
             </w:r>
           </w:p>
         </w:tc>
@@ -1306,7 +1211,7 @@
           </w:tcPr>
           <w:p>
             <w:r>
-              <w:t xml:space="preserve">____  Baking 9 cakes takes 45 minutes</w:t>
+              <w:t xml:space="preserve">____  undefined</w:t>
             </w:r>
           </w:p>
         </w:tc>
@@ -1316,7 +1221,7 @@
           </w:tcPr>
           <w:p>
             <w:r>
-              <w:t xml:space="preserve">B. 6 dumplings per plate</w:t>
+              <w:t xml:space="preserve">B. undefined</w:t>
             </w:r>
           </w:p>
         </w:tc>
@@ -1328,7 +1233,7 @@
           </w:tcPr>
           <w:p>
             <w:r>
-              <w:t xml:space="preserve">____  60 ounces of sauce split into 4 jars</w:t>
+              <w:t xml:space="preserve">____  undefined</w:t>
             </w:r>
           </w:p>
         </w:tc>
@@ -1338,7 +1243,7 @@
           </w:tcPr>
           <w:p>
             <w:r>
-              <w:t xml:space="preserve">A. 4 cups per bowl</w:t>
+              <w:t xml:space="preserve">A. undefined</w:t>
             </w:r>
           </w:p>
         </w:tc>
@@ -1364,39 +1269,39 @@
           <w:b/>
           <w:bCs/>
         </w:rPr>
-        <w:t xml:space="preserve">10. Level 2 Extension — Mixed review: A recipe uses 18 ounces of flour to make 3 loaves of bread. How many ounces of flour are needed to make 7 loaves at the same rate?</w:t>
-      </w:r>
-    </w:p>
-    <w:p>
-      <w:pPr>
-        <w:spacing w:after="40" w:before="0"/>
-      </w:pPr>
-      <w:r>
-        <w:t xml:space="preserve">     A. 42 ounces</w:t>
-      </w:r>
-    </w:p>
-    <w:p>
-      <w:pPr>
-        <w:spacing w:after="40" w:before="0"/>
-      </w:pPr>
-      <w:r>
-        <w:t xml:space="preserve">     B. 36 ounces</w:t>
-      </w:r>
-    </w:p>
-    <w:p>
-      <w:pPr>
-        <w:spacing w:after="40" w:before="0"/>
-      </w:pPr>
-      <w:r>
-        <w:t xml:space="preserve">     C. 48 ounces</w:t>
-      </w:r>
-    </w:p>
-    <w:p>
-      <w:pPr>
-        <w:spacing w:after="40" w:before="0"/>
-      </w:pPr>
-      <w:r>
-        <w:t xml:space="preserve">     D. 21 ounces</w:t>
+        <w:t xml:space="preserve">10. Why do conversions between systems use the ≈ symbol?</w:t>
+      </w:r>
+    </w:p>
+    <w:p>
+      <w:pPr>
+        <w:spacing w:after="40" w:before="0"/>
+      </w:pPr>
+      <w:r>
+        <w:t xml:space="preserve">     A. The conversion factors are rounded, so results are approximate</w:t>
+      </w:r>
+    </w:p>
+    <w:p>
+      <w:pPr>
+        <w:spacing w:after="40" w:before="0"/>
+      </w:pPr>
+      <w:r>
+        <w:t xml:space="preserve">     B. Because the two amounts are actually different</w:t>
+      </w:r>
+    </w:p>
+    <w:p>
+      <w:pPr>
+        <w:spacing w:after="40" w:before="0"/>
+      </w:pPr>
+      <w:r>
+        <w:t xml:space="preserve">     C. Because metric units are always larger</w:t>
+      </w:r>
+    </w:p>
+    <w:p>
+      <w:pPr>
+        <w:spacing w:after="40" w:before="0"/>
+      </w:pPr>
+      <w:r>
+        <w:t xml:space="preserve">     D. Because you are allowed to guess</w:t>
       </w:r>
     </w:p>
     <w:p>
@@ -1437,7 +1342,7 @@
           <w:b/>
           <w:bCs/>
         </w:rPr>
-        <w:t xml:space="preserve">1. A. 8 cookies per batch</w:t>
+        <w:t xml:space="preserve">1. A. 3 miles</w:t>
       </w:r>
     </w:p>
     <w:p>
@@ -1445,7 +1350,7 @@
         <w:spacing w:after="20" w:before="0"/>
       </w:pPr>
       <w:r>
-        <w:t xml:space="preserve">     Unit rate: 24 cookies ÷ 3 batches = 8 cookies per batch.</w:t>
+        <w:t xml:space="preserve">     Scale the conversion factor by 5: 0.6 × 5 = 3 miles.</w:t>
       </w:r>
     </w:p>
     <w:p>
@@ -1457,19 +1362,19 @@
           <w:i/>
           <w:iCs/>
         </w:rPr>
-        <w:t xml:space="preserve">     Watch for: A common mistake in Ratio and Rate Problem Solving is dividing in the wrong order when setting up the unit rate — for example, finding "minutes per smoothie" (6 ÷ 18) instead of "smoothies per minute" (18 ÷ 6) — or using addition instead of multiplication to scale the unit rate, like adding $0.75 + 10 instead of multiplying $0.75 × 10. Before you submit, check: does your unit rate match the units the question is asking for, and did you multiply (not add) to scale it to the new amount?</w:t>
-      </w:r>
-    </w:p>
-    <w:p>
-      <w:pPr>
-        <w:spacing w:after="40" w:before="0"/>
-      </w:pPr>
-      <w:r>
-        <w:rPr>
-          <w:b/>
-          <w:bCs/>
-        </w:rPr>
-        <w:t xml:space="preserve">2. A. $1.25</w:t>
+        <w:t xml:space="preserve">     Watch for: A common mistake converting between systems is comparing the bare numbers without converting at all — deciding that 5 kilometers and 5 miles are the same distance because both say 5. They are not: 5 kilometers ≈ 3 miles. A second mistake is writing = instead of ≈. Conversion factors between systems are rounded (1 mile is about 1.609344 kilometers), so the result is approximate no matter how carefully you multiply.</w:t>
+      </w:r>
+    </w:p>
+    <w:p>
+      <w:pPr>
+        <w:spacing w:after="40" w:before="0"/>
+      </w:pPr>
+      <w:r>
+        <w:rPr>
+          <w:b/>
+          <w:bCs/>
+        </w:rPr>
+        <w:t xml:space="preserve">2. A. 4.5 kg</w:t>
       </w:r>
     </w:p>
     <w:p>
@@ -1477,7 +1382,7 @@
         <w:spacing w:after="20" w:before="0"/>
       </w:pPr>
       <w:r>
-        <w:t xml:space="preserve">     Unit rate: $5 ÷ 4 pounds = $1.25 per pound.</w:t>
+        <w:t xml:space="preserve">     Scale by 10: 0.45 × 10 = 4.5 kilograms.</w:t>
       </w:r>
     </w:p>
     <w:p>
@@ -1489,19 +1394,19 @@
           <w:i/>
           <w:iCs/>
         </w:rPr>
-        <w:t xml:space="preserve">     Watch for: A common mistake in Ratio and Rate Problem Solving is dividing in the wrong order when setting up the unit rate — for example, finding "minutes per smoothie" (6 ÷ 18) instead of "smoothies per minute" (18 ÷ 6) — or using addition instead of multiplication to scale the unit rate, like adding $0.75 + 10 instead of multiplying $0.75 × 10. Before you submit, check: does your unit rate match the units the question is asking for, and did you multiply (not add) to scale it to the new amount?</w:t>
-      </w:r>
-    </w:p>
-    <w:p>
-      <w:pPr>
-        <w:spacing w:after="40" w:before="0"/>
-      </w:pPr>
-      <w:r>
-        <w:rPr>
-          <w:b/>
-          <w:bCs/>
-        </w:rPr>
-        <w:t xml:space="preserve">3. Team 2 frosts 5 cupcakes every 4 minutes. Complete the ratio table to find how many cupcakes they can frost in different times.</w:t>
+        <w:t xml:space="preserve">     Watch for: A common mistake converting between systems is comparing the bare numbers without converting at all — deciding that 5 kilometers and 5 miles are the same distance because both say 5. They are not: 5 kilometers ≈ 3 miles. A second mistake is writing = instead of ≈. Conversion factors between systems are rounded (1 mile is about 1.609344 kilometers), so the result is approximate no matter how carefully you multiply.</w:t>
+      </w:r>
+    </w:p>
+    <w:p>
+      <w:pPr>
+        <w:spacing w:after="40" w:before="0"/>
+      </w:pPr>
+      <w:r>
+        <w:rPr>
+          <w:b/>
+          <w:bCs/>
+        </w:rPr>
+        <w:t xml:space="preserve">3. 1 pound ≈ 0.45 kilogram. Complete the ratio table, then use it to place a 31-pound dog.</w:t>
       </w:r>
     </w:p>
     <w:p>
@@ -1509,7 +1414,7 @@
         <w:spacing w:after="20" w:before="0"/>
       </w:pPr>
       <w:r>
-        <w:t xml:space="preserve">     8 — Cupcakes Frosted: 10</w:t>
+        <w:t xml:space="preserve">     10 — Kilograms: 4.5</w:t>
       </w:r>
     </w:p>
     <w:p>
@@ -1517,7 +1422,7 @@
         <w:spacing w:after="20" w:before="0"/>
       </w:pPr>
       <w:r>
-        <w:t xml:space="preserve">     12 — Cupcakes Frosted: 15</w:t>
+        <w:t xml:space="preserve">     30 — Kilograms: 13.5</w:t>
       </w:r>
     </w:p>
     <w:p>
@@ -1525,7 +1430,7 @@
         <w:spacing w:after="20" w:before="0"/>
       </w:pPr>
       <w:r>
-        <w:t xml:space="preserve">     20 — Cupcakes Frosted: 25</w:t>
+        <w:t xml:space="preserve">     40 — Kilograms: 18</w:t>
       </w:r>
     </w:p>
     <w:p>
@@ -1545,7 +1450,7 @@
           <w:b/>
           <w:bCs/>
         </w:rPr>
-        <w:t xml:space="preserve">4. A. The car</w:t>
+        <w:t xml:space="preserve">4. A. The 10–25 kg package</w:t>
       </w:r>
     </w:p>
     <w:p>
@@ -1553,7 +1458,7 @@
         <w:spacing w:after="20" w:before="0"/>
       </w:pPr>
       <w:r>
-        <w:t xml:space="preserve">     Car: 150÷3 = 50 mph. Bus: 200÷5 = 40 mph. The car travels faster at 50 mph vs. 40 mph.</w:t>
+        <w:t xml:space="preserve">     31 pounds ≈ 0.45 × 31 ≈ 14 kilograms, which falls inside the 10–25 kilogram package.</w:t>
       </w:r>
     </w:p>
     <w:p>
@@ -1565,7 +1470,7 @@
           <w:i/>
           <w:iCs/>
         </w:rPr>
-        <w:t xml:space="preserve">     Watch for: A common mistake in Ratio and Rate Problem Solving is dividing in the wrong order when setting up the unit rate — for example, finding "minutes per smoothie" (6 ÷ 18) instead of "smoothies per minute" (18 ÷ 6) — or using addition instead of multiplication to scale the unit rate, like adding $0.75 + 10 instead of multiplying $0.75 × 10. Before you submit, check: does your unit rate match the units the question is asking for, and did you multiply (not add) to scale it to the new amount?</w:t>
+        <w:t xml:space="preserve">     Watch for: A common mistake converting between systems is comparing the bare numbers without converting at all — deciding that 5 kilometers and 5 miles are the same distance because both say 5. They are not: 5 kilometers ≈ 3 miles. A second mistake is writing = instead of ≈. Conversion factors between systems are rounded (1 mile is about 1.609344 kilometers), so the result is approximate no matter how carefully you multiply.</w:t>
       </w:r>
     </w:p>
     <w:p>
@@ -1582,10 +1487,30 @@
     </w:p>
     <w:p>
       <w:pPr>
+        <w:spacing w:after="40" w:before="0"/>
+      </w:pPr>
+      <w:r>
+        <w:t xml:space="preserve"/>
+      </w:r>
+    </w:p>
+    <w:p>
+      <w:pPr>
+        <w:spacing w:after="40" w:before="0"/>
+      </w:pPr>
+      <w:r>
+        <w:rPr>
+          <w:b/>
+          <w:bCs/>
+        </w:rPr>
+        <w:t xml:space="preserve">6. Find the error</w:t>
+      </w:r>
+    </w:p>
+    <w:p>
+      <w:pPr>
         <w:spacing w:after="20" w:before="0"/>
       </w:pPr>
       <w:r>
-        <w:t xml:space="preserve">     Find cost per pound when 5 lb costs $12 → Use Unit Rate</w:t>
+        <w:t xml:space="preserve">     The mistake is in Step 4.</w:t>
       </w:r>
     </w:p>
     <w:p>
@@ -1593,7 +1518,27 @@
         <w:spacing w:after="20" w:before="0"/>
       </w:pPr>
       <w:r>
-        <w:t xml:space="preserve">     If 3 shirts cost $24, find cost of 9 shirts → Use Ratio Table / Proportion</w:t>
+        <w:t xml:space="preserve">     Correct work: Step 3 claims an exact equality. The conversion factor 0.45 is rounded (1 pound is about 0.4536 kilogram), so the result must be written 2 pounds ≈ 0.9 kilogram.</w:t>
+      </w:r>
+    </w:p>
+    <w:p>
+      <w:pPr>
+        <w:spacing w:after="80" w:before="0"/>
+      </w:pPr>
+      <w:r>
+        <w:t xml:space="preserve">     Watch for: Conversions between systems are approximations. Using = instead of ≈ claims a precision the conversion factor never had.</w:t>
+      </w:r>
+    </w:p>
+    <w:p>
+      <w:pPr>
+        <w:spacing w:after="40" w:before="0"/>
+      </w:pPr>
+      <w:r>
+        <w:rPr>
+          <w:b/>
+          <w:bCs/>
+        </w:rPr>
+        <w:t xml:space="preserve">7. A. 10.16 cm</w:t>
       </w:r>
     </w:p>
     <w:p>
@@ -1601,79 +1546,7 @@
         <w:spacing w:after="20" w:before="0"/>
       </w:pPr>
       <w:r>
-        <w:t xml:space="preserve">     A car goes 55 mph — how far in 4 hours? → Use Unit Rate</w:t>
-      </w:r>
-    </w:p>
-    <w:p>
-      <w:pPr>
-        <w:spacing w:after="20" w:before="0"/>
-      </w:pPr>
-      <w:r>
-        <w:t xml:space="preserve">     Scale a recipe from 4 servings to 20 servings → Use Ratio Table / Proportion</w:t>
-      </w:r>
-    </w:p>
-    <w:p>
-      <w:pPr>
-        <w:spacing w:after="40" w:before="0"/>
-      </w:pPr>
-      <w:r>
-        <w:t xml:space="preserve"/>
-      </w:r>
-    </w:p>
-    <w:p>
-      <w:pPr>
-        <w:spacing w:after="40" w:before="0"/>
-      </w:pPr>
-      <w:r>
-        <w:rPr>
-          <w:b/>
-          <w:bCs/>
-        </w:rPr>
-        <w:t xml:space="preserve">6. Spot the Smoothie Mistake</w:t>
-      </w:r>
-    </w:p>
-    <w:p>
-      <w:pPr>
-        <w:spacing w:after="20" w:before="0"/>
-      </w:pPr>
-      <w:r>
-        <w:t xml:space="preserve">     The mistake is in Step 2.</w:t>
-      </w:r>
-    </w:p>
-    <w:p>
-      <w:pPr>
-        <w:spacing w:after="20" w:before="0"/>
-      </w:pPr>
-      <w:r>
-        <w:t xml:space="preserve">     Correct work: The unit rate was divided in the wrong order. The question asks for smoothies, so find smoothies per minute: 18 smoothies ÷ 6 minutes = 3 smoothies per minute. Then 3 × 10 = 30 smoothies in 10 minutes.</w:t>
-      </w:r>
-    </w:p>
-    <w:p>
-      <w:pPr>
-        <w:spacing w:after="80" w:before="0"/>
-      </w:pPr>
-      <w:r>
-        <w:t xml:space="preserve">     Watch for: The unit rate step divides 6 minutes by 18 smoothies, which answers 'how long per smoothie' when the question asks how many smoothies. Put the quantity you want on top: 18 ÷ 6 = 3 smoothies per minute, so 3 × 10 = 30 smoothies in 10 minutes.</w:t>
-      </w:r>
-    </w:p>
-    <w:p>
-      <w:pPr>
-        <w:spacing w:after="40" w:before="0"/>
-      </w:pPr>
-      <w:r>
-        <w:rPr>
-          <w:b/>
-          <w:bCs/>
-        </w:rPr>
-        <w:t xml:space="preserve">7. A. 5 pizzas</w:t>
-      </w:r>
-    </w:p>
-    <w:p>
-      <w:pPr>
-        <w:spacing w:after="20" w:before="0"/>
-      </w:pPr>
-      <w:r>
-        <w:t xml:space="preserve">     First find the unit rate: 12 people ÷ 3 pizzas = 4 people per pizza. Then 20 people ÷ 4 people per pizza = 5 pizzas.</w:t>
+        <w:t xml:space="preserve">     Scale the conversion factor by 4: 2.54 × 4 = 10.16 centimeters.</w:t>
       </w:r>
     </w:p>
     <w:p>
@@ -1685,19 +1558,19 @@
           <w:i/>
           <w:iCs/>
         </w:rPr>
-        <w:t xml:space="preserve">     Watch for: A common mistake in Ratio and Rate Problem Solving is dividing in the wrong order when setting up the unit rate — for example, finding "minutes per smoothie" (6 ÷ 18) instead of "smoothies per minute" (18 ÷ 6) — or using addition instead of multiplication to scale the unit rate, like adding $0.75 + 10 instead of multiplying $0.75 × 10. Before you submit, check: does your unit rate match the units the question is asking for, and did you multiply (not add) to scale it to the new amount?</w:t>
-      </w:r>
-    </w:p>
-    <w:p>
-      <w:pPr>
-        <w:spacing w:after="40" w:before="0"/>
-      </w:pPr>
-      <w:r>
-        <w:rPr>
-          <w:b/>
-          <w:bCs/>
-        </w:rPr>
-        <w:t xml:space="preserve">8. A. 28 carrots</w:t>
+        <w:t xml:space="preserve">     Watch for: A common mistake converting between systems is comparing the bare numbers without converting at all — deciding that 5 kilometers and 5 miles are the same distance because both say 5. They are not: 5 kilometers ≈ 3 miles. A second mistake is writing = instead of ≈. Conversion factors between systems are rounded (1 mile is about 1.609344 kilometers), so the result is approximate no matter how carefully you multiply.</w:t>
+      </w:r>
+    </w:p>
+    <w:p>
+      <w:pPr>
+        <w:spacing w:after="40" w:before="0"/>
+      </w:pPr>
+      <w:r>
+        <w:rPr>
+          <w:b/>
+          <w:bCs/>
+        </w:rPr>
+        <w:t xml:space="preserve">8. A. Liter</w:t>
       </w:r>
     </w:p>
     <w:p>
@@ -1705,7 +1578,7 @@
         <w:spacing w:after="20" w:before="0"/>
       </w:pPr>
       <w:r>
-        <w:t xml:space="preserve">     Unit rate: 8 carrots ÷ 2 minutes = 4 carrots per minute. In 7 minutes: 4 × 7 = 28 carrots.</w:t>
+        <w:t xml:space="preserve">     The liter is metric; quarts, gallons, and pints are all customary units of capacity.</w:t>
       </w:r>
     </w:p>
     <w:p>
@@ -1717,7 +1590,7 @@
           <w:i/>
           <w:iCs/>
         </w:rPr>
-        <w:t xml:space="preserve">     Watch for: A common mistake in Ratio and Rate Problem Solving is dividing in the wrong order when setting up the unit rate — for example, finding "minutes per smoothie" (6 ÷ 18) instead of "smoothies per minute" (18 ÷ 6) — or using addition instead of multiplication to scale the unit rate, like adding $0.75 + 10 instead of multiplying $0.75 × 10. Before you submit, check: does your unit rate match the units the question is asking for, and did you multiply (not add) to scale it to the new amount?</w:t>
+        <w:t xml:space="preserve">     Watch for: A common mistake converting between systems is comparing the bare numbers without converting at all — deciding that 5 kilometers and 5 miles are the same distance because both say 5. They are not: 5 kilometers ≈ 3 miles. A second mistake is writing = instead of ≈. Conversion factors between systems are rounded (1 mile is about 1.609344 kilometers), so the result is approximate no matter how carefully you multiply.</w:t>
       </w:r>
     </w:p>
     <w:p>
@@ -1737,7 +1610,7 @@
         <w:spacing w:after="20" w:before="0"/>
       </w:pPr>
       <w:r>
-        <w:t xml:space="preserve">     24 cups of soup poured into 6 bowls → 4 cups per bowl</w:t>
+        <w:t xml:space="preserve">     undefined → undefined</w:t>
       </w:r>
     </w:p>
     <w:p>
@@ -1745,7 +1618,7 @@
         <w:spacing w:after="20" w:before="0"/>
       </w:pPr>
       <w:r>
-        <w:t xml:space="preserve">     30 dumplings served on 5 plates → 6 dumplings per plate</w:t>
+        <w:t xml:space="preserve">     undefined → undefined</w:t>
       </w:r>
     </w:p>
     <w:p>
@@ -1753,7 +1626,7 @@
         <w:spacing w:after="20" w:before="0"/>
       </w:pPr>
       <w:r>
-        <w:t xml:space="preserve">     Baking 9 cakes takes 45 minutes → 5 minutes per cake</w:t>
+        <w:t xml:space="preserve">     undefined → undefined</w:t>
       </w:r>
     </w:p>
     <w:p>
@@ -1761,7 +1634,7 @@
         <w:spacing w:after="20" w:before="0"/>
       </w:pPr>
       <w:r>
-        <w:t xml:space="preserve">     60 ounces of sauce split into 4 jars → 15 ounces per jar</w:t>
+        <w:t xml:space="preserve">     undefined → undefined</w:t>
       </w:r>
     </w:p>
     <w:p>
@@ -1781,7 +1654,7 @@
           <w:b/>
           <w:bCs/>
         </w:rPr>
-        <w:t xml:space="preserve">10. A. 42 ounces</w:t>
+        <w:t xml:space="preserve">10. A. The conversion factors are rounded, so results are approximate</w:t>
       </w:r>
     </w:p>
     <w:p>
@@ -1789,7 +1662,7 @@
         <w:spacing w:after="20" w:before="0"/>
       </w:pPr>
       <w:r>
-        <w:t xml:space="preserve">     Unit rate: 18 ounces ÷ 3 loaves = 6 ounces per loaf. For 7 loaves: 6 × 7 = 42 ounces. The equivalent ratio 18/3 = 42/7 confirms it.</w:t>
+        <w:t xml:space="preserve">     One mile is about 1.609344 kilometers — a decimal that never ends neatly. Any usable factor is rounded, so the answer is approximate.</w:t>
       </w:r>
     </w:p>
     <w:p>
@@ -1801,7 +1674,7 @@
           <w:i/>
           <w:iCs/>
         </w:rPr>
-        <w:t xml:space="preserve">     Watch for: A common mistake in Ratio and Rate Problem Solving is dividing in the wrong order when setting up the unit rate — for example, finding "minutes per smoothie" (6 ÷ 18) instead of "smoothies per minute" (18 ÷ 6) — or using addition instead of multiplication to scale the unit rate, like adding $0.75 + 10 instead of multiplying $0.75 × 10. Before you submit, check: does your unit rate match the units the question is asking for, and did you multiply (not add) to scale it to the new amount?</w:t>
+        <w:t xml:space="preserve">     Watch for: A common mistake converting between systems is comparing the bare numbers without converting at all — deciding that 5 kilometers and 5 miles are the same distance because both say 5. They are not: 5 kilometers ≈ 3 miles. A second mistake is writing = instead of ≈. Conversion factors between systems are rounded (1 mile is about 1.609344 kilometers), so the result is approximate no matter how carefully you multiply.</w:t>
       </w:r>
     </w:p>
     <w:sectPr>
